--- a/docs/spec/三国志部隊対戦シミュレーション_コンセプト仕様v0.3.docx
+++ b/docs/spec/三国志部隊対戦シミュレーション_コンセプト仕様v0.3.docx
@@ -2944,7 +2944,7 @@
                 <w:color w:val="1F2937"/>
                 <w:sz w:val="18"/>
               </w:rPr>
-              <w:t>低コスト戦で 前衛31% / 後衛66%（差 +35pt）</w:t>
+              <w:t>差 +17pt（低コスト戦で 前衛40% / 後衛57%）。#8 の是正前は +35pt</w:t>
             </w:r>
           </w:p>
         </w:tc>
@@ -2970,7 +2970,7 @@
                 <w:color w:val="1F2937"/>
                 <w:sz w:val="18"/>
               </w:rPr>
-              <w:t>§4.2 に調整案を追記。</w:t>
+              <w:t>§4.2 に調整案を4つ併記。</w:t>
             </w:r>
             <w:r>
               <w:rPr>
@@ -2981,13 +2981,123 @@
               </w:rPr>
               <w:t>未解決</w:t>
             </w:r>
-            <w:r>
-              <w:rPr>
-                <w:rFonts w:ascii="Calibri" w:hAnsi="Calibri" w:eastAsia="Yu Gothic" w:cs="Calibri"/>
-                <w:color w:val="1F2937"/>
-                <w:sz w:val="18"/>
-              </w:rPr>
-              <w:t>。</w:t>
+          </w:p>
+        </w:tc>
+      </w:tr>
+      <w:tr>
+        <w:trPr>
+          <w:cantSplit/>
+        </w:trPr>
+        <w:tc>
+          <w:tcPr>
+            <w:tcW w:type="dxa" w:w="760"/>
+            <w:vAlign w:val="center"/>
+            <w:tcMar>
+              <w:top w:w="80" w:type="dxa"/>
+              <w:start w:w="120" w:type="dxa"/>
+              <w:bottom w:w="80" w:type="dxa"/>
+              <w:end w:w="120" w:type="dxa"/>
+            </w:tcMar>
+          </w:tcPr>
+          <w:p>
+            <w:pPr>
+              <w:spacing w:before="0" w:after="0" w:line="276" w:lineRule="auto"/>
+              <w:jc w:val="left"/>
+            </w:pPr>
+            <w:r>
+              <w:rPr>
+                <w:rFonts w:ascii="Calibri" w:hAnsi="Calibri" w:eastAsia="Yu Gothic" w:cs="Calibri"/>
+                <w:color w:val="1F2937"/>
+                <w:sz w:val="18"/>
+              </w:rPr>
+              <w:t>10</w:t>
+            </w:r>
+          </w:p>
+        </w:tc>
+        <w:tc>
+          <w:tcPr>
+            <w:tcW w:type="dxa" w:w="3002"/>
+            <w:vAlign w:val="center"/>
+            <w:tcMar>
+              <w:top w:w="80" w:type="dxa"/>
+              <w:start w:w="120" w:type="dxa"/>
+              <w:bottom w:w="80" w:type="dxa"/>
+              <w:end w:w="120" w:type="dxa"/>
+            </w:tcMar>
+          </w:tcPr>
+          <w:p>
+            <w:pPr>
+              <w:spacing w:before="0" w:after="0" w:line="276" w:lineRule="auto"/>
+              <w:jc w:val="left"/>
+            </w:pPr>
+            <w:r>
+              <w:rPr>
+                <w:rFonts w:ascii="Calibri" w:hAnsi="Calibri" w:eastAsia="Yu Gothic" w:cs="Calibri"/>
+                <w:color w:val="1F2937"/>
+                <w:sz w:val="18"/>
+              </w:rPr>
+              <w:t>三すくみの効き幅が絶対的で、不利側に勝ち目がない。</w:t>
+            </w:r>
+          </w:p>
+        </w:tc>
+        <w:tc>
+          <w:tcPr>
+            <w:tcW w:type="dxa" w:w="3002"/>
+            <w:vAlign w:val="center"/>
+            <w:tcMar>
+              <w:top w:w="80" w:type="dxa"/>
+              <w:start w:w="120" w:type="dxa"/>
+              <w:bottom w:w="80" w:type="dxa"/>
+              <w:end w:w="120" w:type="dxa"/>
+            </w:tcMar>
+          </w:tcPr>
+          <w:p>
+            <w:pPr>
+              <w:spacing w:before="0" w:after="0" w:line="276" w:lineRule="auto"/>
+              <w:jc w:val="left"/>
+            </w:pPr>
+            <w:r>
+              <w:rPr>
+                <w:rFonts w:ascii="Calibri" w:hAnsi="Calibri" w:eastAsia="Yu Gothic" w:cs="Calibri"/>
+                <w:color w:val="1F2937"/>
+                <w:sz w:val="18"/>
+              </w:rPr>
+              <w:t>コスト揃えの単一兵種編成で有利側が100%勝利</w:t>
+            </w:r>
+          </w:p>
+        </w:tc>
+        <w:tc>
+          <w:tcPr>
+            <w:tcW w:type="dxa" w:w="2596"/>
+            <w:vAlign w:val="center"/>
+            <w:tcMar>
+              <w:top w:w="80" w:type="dxa"/>
+              <w:start w:w="120" w:type="dxa"/>
+              <w:bottom w:w="80" w:type="dxa"/>
+              <w:end w:w="120" w:type="dxa"/>
+            </w:tcMar>
+          </w:tcPr>
+          <w:p>
+            <w:pPr>
+              <w:spacing w:before="0" w:after="0" w:line="276" w:lineRule="auto"/>
+              <w:jc w:val="left"/>
+            </w:pPr>
+            <w:r>
+              <w:rPr>
+                <w:rFonts w:ascii="Calibri" w:hAnsi="Calibri" w:eastAsia="Yu Gothic" w:cs="Calibri"/>
+                <w:color w:val="1F2937"/>
+                <w:sz w:val="18"/>
+              </w:rPr>
+              <w:t>§5.3 に記録。有利補正の再調整が必要。</w:t>
+            </w:r>
+            <w:r>
+              <w:rPr>
+                <w:rFonts w:ascii="Calibri" w:hAnsi="Calibri" w:eastAsia="Yu Gothic" w:cs="Calibri"/>
+                <w:b/>
+                <w:color w:val="1F2937"/>
+                <w:sz w:val="18"/>
+              </w:rPr>
+              <w:t>未解決</w:t>
             </w:r>
           </w:p>
         </w:tc>
@@ -9006,16 +9116,385 @@
           <w:color w:val="1F2937"/>
           <w:sz w:val="22"/>
         </w:rPr>
-        <w:t>同一編成で総大将だけを前衛・中と後衛・中に入れ替えて勝率を比較したところ、</w:t>
+        <w:t>同一編成で総大将だけを前衛・中と後衛・中に入れ替えて勝率を比較した。</w:t>
       </w:r>
+    </w:p>
+    <w:tbl>
+      <w:tblPr>
+        <w:tblStyle w:val="TableGrid"/>
+        <w:tblW w:type="dxa" w:w="9360"/>
+        <w:jc w:val="left"/>
+        <w:tblLayout w:type="fixed"/>
+        <w:tblLook w:firstColumn="1" w:firstRow="1" w:lastColumn="0" w:lastRow="0" w:noHBand="0" w:noVBand="1" w:val="04A0"/>
+        <w:tblInd w:w="120" w:type="dxa"/>
+        <w:tblBorders>
+          <w:top w:val="single" w:sz="6" w:space="0" w:color="CBD5E1"/>
+          <w:left w:val="single" w:sz="6" w:space="0" w:color="CBD5E1"/>
+          <w:bottom w:val="single" w:sz="6" w:space="0" w:color="CBD5E1"/>
+          <w:right w:val="single" w:sz="6" w:space="0" w:color="CBD5E1"/>
+          <w:insideH w:val="single" w:sz="6" w:space="0" w:color="CBD5E1"/>
+          <w:insideV w:val="single" w:sz="6" w:space="0" w:color="CBD5E1"/>
+        </w:tblBorders>
+      </w:tblPr>
+      <w:tblGrid>
+        <w:gridCol w:w="3565"/>
+        <w:gridCol w:w="1782"/>
+        <w:gridCol w:w="1782"/>
+        <w:gridCol w:w="2231"/>
+      </w:tblGrid>
+      <w:tr>
+        <w:trPr>
+          <w:tblHeader w:val="true"/>
+          <w:cantSplit/>
+        </w:trPr>
+        <w:tc>
+          <w:tcPr>
+            <w:tcW w:type="dxa" w:w="3565"/>
+            <w:shd w:fill="E8EEF5" w:val="clear"/>
+            <w:vAlign w:val="center"/>
+            <w:tcMar>
+              <w:top w:w="80" w:type="dxa"/>
+              <w:start w:w="120" w:type="dxa"/>
+              <w:bottom w:w="80" w:type="dxa"/>
+              <w:end w:w="120" w:type="dxa"/>
+            </w:tcMar>
+          </w:tcPr>
+          <w:p>
+            <w:pPr>
+              <w:spacing w:before="0" w:after="0" w:line="276" w:lineRule="auto"/>
+              <w:jc w:val="left"/>
+            </w:pPr>
+            <w:r>
+              <w:rPr>
+                <w:rFonts w:ascii="Calibri" w:hAnsi="Calibri" w:eastAsia="Yu Gothic" w:cs="Calibri"/>
+                <w:b/>
+                <w:color w:val="1F4D78"/>
+                <w:sz w:val="18"/>
+              </w:rPr>
+              <w:t>レギュレーション</w:t>
+            </w:r>
+          </w:p>
+        </w:tc>
+        <w:tc>
+          <w:tcPr>
+            <w:tcW w:type="dxa" w:w="1782"/>
+            <w:shd w:fill="E8EEF5" w:val="clear"/>
+            <w:vAlign w:val="center"/>
+            <w:tcMar>
+              <w:top w:w="80" w:type="dxa"/>
+              <w:start w:w="120" w:type="dxa"/>
+              <w:bottom w:w="80" w:type="dxa"/>
+              <w:end w:w="120" w:type="dxa"/>
+            </w:tcMar>
+          </w:tcPr>
+          <w:p>
+            <w:pPr>
+              <w:spacing w:before="0" w:after="0" w:line="276" w:lineRule="auto"/>
+              <w:jc w:val="left"/>
+            </w:pPr>
+            <w:r>
+              <w:rPr>
+                <w:rFonts w:ascii="Calibri" w:hAnsi="Calibri" w:eastAsia="Yu Gothic" w:cs="Calibri"/>
+                <w:b/>
+                <w:color w:val="1F4D78"/>
+                <w:sz w:val="18"/>
+              </w:rPr>
+              <w:t>前衛配置</w:t>
+            </w:r>
+          </w:p>
+        </w:tc>
+        <w:tc>
+          <w:tcPr>
+            <w:tcW w:type="dxa" w:w="1782"/>
+            <w:shd w:fill="E8EEF5" w:val="clear"/>
+            <w:vAlign w:val="center"/>
+            <w:tcMar>
+              <w:top w:w="80" w:type="dxa"/>
+              <w:start w:w="120" w:type="dxa"/>
+              <w:bottom w:w="80" w:type="dxa"/>
+              <w:end w:w="120" w:type="dxa"/>
+            </w:tcMar>
+          </w:tcPr>
+          <w:p>
+            <w:pPr>
+              <w:spacing w:before="0" w:after="0" w:line="276" w:lineRule="auto"/>
+              <w:jc w:val="left"/>
+            </w:pPr>
+            <w:r>
+              <w:rPr>
+                <w:rFonts w:ascii="Calibri" w:hAnsi="Calibri" w:eastAsia="Yu Gothic" w:cs="Calibri"/>
+                <w:b/>
+                <w:color w:val="1F4D78"/>
+                <w:sz w:val="18"/>
+              </w:rPr>
+              <w:t>後衛配置</w:t>
+            </w:r>
+          </w:p>
+        </w:tc>
+        <w:tc>
+          <w:tcPr>
+            <w:tcW w:type="dxa" w:w="2231"/>
+            <w:shd w:fill="E8EEF5" w:val="clear"/>
+            <w:vAlign w:val="center"/>
+            <w:tcMar>
+              <w:top w:w="80" w:type="dxa"/>
+              <w:start w:w="120" w:type="dxa"/>
+              <w:bottom w:w="80" w:type="dxa"/>
+              <w:end w:w="120" w:type="dxa"/>
+            </w:tcMar>
+          </w:tcPr>
+          <w:p>
+            <w:pPr>
+              <w:spacing w:before="0" w:after="0" w:line="276" w:lineRule="auto"/>
+              <w:jc w:val="left"/>
+            </w:pPr>
+            <w:r>
+              <w:rPr>
+                <w:rFonts w:ascii="Calibri" w:hAnsi="Calibri" w:eastAsia="Yu Gothic" w:cs="Calibri"/>
+                <w:b/>
+                <w:color w:val="1F4D78"/>
+                <w:sz w:val="18"/>
+              </w:rPr>
+              <w:t>差</w:t>
+            </w:r>
+          </w:p>
+        </w:tc>
+      </w:tr>
+      <w:tr>
+        <w:trPr>
+          <w:cantSplit/>
+        </w:trPr>
+        <w:tc>
+          <w:tcPr>
+            <w:tcW w:type="dxa" w:w="3565"/>
+            <w:vAlign w:val="center"/>
+            <w:tcMar>
+              <w:top w:w="80" w:type="dxa"/>
+              <w:start w:w="120" w:type="dxa"/>
+              <w:bottom w:w="80" w:type="dxa"/>
+              <w:end w:w="120" w:type="dxa"/>
+            </w:tcMar>
+          </w:tcPr>
+          <w:p>
+            <w:pPr>
+              <w:spacing w:before="0" w:after="0" w:line="276" w:lineRule="auto"/>
+              <w:jc w:val="left"/>
+            </w:pPr>
+            <w:r>
+              <w:rPr>
+                <w:rFonts w:ascii="Calibri" w:hAnsi="Calibri" w:eastAsia="Yu Gothic" w:cs="Calibri"/>
+                <w:color w:val="1F2937"/>
+                <w:sz w:val="18"/>
+              </w:rPr>
+              <w:t>低コスト戦</w:t>
+            </w:r>
+          </w:p>
+        </w:tc>
+        <w:tc>
+          <w:tcPr>
+            <w:tcW w:type="dxa" w:w="1782"/>
+            <w:vAlign w:val="center"/>
+            <w:tcMar>
+              <w:top w:w="80" w:type="dxa"/>
+              <w:start w:w="120" w:type="dxa"/>
+              <w:bottom w:w="80" w:type="dxa"/>
+              <w:end w:w="120" w:type="dxa"/>
+            </w:tcMar>
+          </w:tcPr>
+          <w:p>
+            <w:pPr>
+              <w:spacing w:before="0" w:after="0" w:line="276" w:lineRule="auto"/>
+              <w:jc w:val="left"/>
+            </w:pPr>
+            <w:r>
+              <w:rPr>
+                <w:rFonts w:ascii="Calibri" w:hAnsi="Calibri" w:eastAsia="Yu Gothic" w:cs="Calibri"/>
+                <w:color w:val="1F2937"/>
+                <w:sz w:val="18"/>
+              </w:rPr>
+              <w:t>40%</w:t>
+            </w:r>
+          </w:p>
+        </w:tc>
+        <w:tc>
+          <w:tcPr>
+            <w:tcW w:type="dxa" w:w="1782"/>
+            <w:vAlign w:val="center"/>
+            <w:tcMar>
+              <w:top w:w="80" w:type="dxa"/>
+              <w:start w:w="120" w:type="dxa"/>
+              <w:bottom w:w="80" w:type="dxa"/>
+              <w:end w:w="120" w:type="dxa"/>
+            </w:tcMar>
+          </w:tcPr>
+          <w:p>
+            <w:pPr>
+              <w:spacing w:before="0" w:after="0" w:line="276" w:lineRule="auto"/>
+              <w:jc w:val="left"/>
+            </w:pPr>
+            <w:r>
+              <w:rPr>
+                <w:rFonts w:ascii="Calibri" w:hAnsi="Calibri" w:eastAsia="Yu Gothic" w:cs="Calibri"/>
+                <w:color w:val="1F2937"/>
+                <w:sz w:val="18"/>
+              </w:rPr>
+              <w:t>57%</w:t>
+            </w:r>
+          </w:p>
+        </w:tc>
+        <w:tc>
+          <w:tcPr>
+            <w:tcW w:type="dxa" w:w="2231"/>
+            <w:vAlign w:val="center"/>
+            <w:tcMar>
+              <w:top w:w="80" w:type="dxa"/>
+              <w:start w:w="120" w:type="dxa"/>
+              <w:bottom w:w="80" w:type="dxa"/>
+              <w:end w:w="120" w:type="dxa"/>
+            </w:tcMar>
+          </w:tcPr>
+          <w:p>
+            <w:pPr>
+              <w:spacing w:before="0" w:after="0" w:line="276" w:lineRule="auto"/>
+              <w:jc w:val="left"/>
+            </w:pPr>
+            <w:r>
+              <w:rPr>
+                <w:rFonts w:ascii="Calibri" w:hAnsi="Calibri" w:eastAsia="Yu Gothic" w:cs="Calibri"/>
+                <w:color w:val="1F2937"/>
+                <w:sz w:val="18"/>
+              </w:rPr>
+              <w:t>+17pt</w:t>
+            </w:r>
+          </w:p>
+        </w:tc>
+      </w:tr>
+      <w:tr>
+        <w:trPr>
+          <w:cantSplit/>
+        </w:trPr>
+        <w:tc>
+          <w:tcPr>
+            <w:tcW w:type="dxa" w:w="3565"/>
+            <w:vAlign w:val="center"/>
+            <w:tcMar>
+              <w:top w:w="80" w:type="dxa"/>
+              <w:start w:w="120" w:type="dxa"/>
+              <w:bottom w:w="80" w:type="dxa"/>
+              <w:end w:w="120" w:type="dxa"/>
+            </w:tcMar>
+          </w:tcPr>
+          <w:p>
+            <w:pPr>
+              <w:spacing w:before="0" w:after="0" w:line="276" w:lineRule="auto"/>
+              <w:jc w:val="left"/>
+            </w:pPr>
+            <w:r>
+              <w:rPr>
+                <w:rFonts w:ascii="Calibri" w:hAnsi="Calibri" w:eastAsia="Yu Gothic" w:cs="Calibri"/>
+                <w:color w:val="1F2937"/>
+                <w:sz w:val="18"/>
+              </w:rPr>
+              <w:t>中コスト戦</w:t>
+            </w:r>
+          </w:p>
+        </w:tc>
+        <w:tc>
+          <w:tcPr>
+            <w:tcW w:type="dxa" w:w="1782"/>
+            <w:vAlign w:val="center"/>
+            <w:tcMar>
+              <w:top w:w="80" w:type="dxa"/>
+              <w:start w:w="120" w:type="dxa"/>
+              <w:bottom w:w="80" w:type="dxa"/>
+              <w:end w:w="120" w:type="dxa"/>
+            </w:tcMar>
+          </w:tcPr>
+          <w:p>
+            <w:pPr>
+              <w:spacing w:before="0" w:after="0" w:line="276" w:lineRule="auto"/>
+              <w:jc w:val="left"/>
+            </w:pPr>
+            <w:r>
+              <w:rPr>
+                <w:rFonts w:ascii="Calibri" w:hAnsi="Calibri" w:eastAsia="Yu Gothic" w:cs="Calibri"/>
+                <w:color w:val="1F2937"/>
+                <w:sz w:val="18"/>
+              </w:rPr>
+              <w:t>89%</w:t>
+            </w:r>
+          </w:p>
+        </w:tc>
+        <w:tc>
+          <w:tcPr>
+            <w:tcW w:type="dxa" w:w="1782"/>
+            <w:vAlign w:val="center"/>
+            <w:tcMar>
+              <w:top w:w="80" w:type="dxa"/>
+              <w:start w:w="120" w:type="dxa"/>
+              <w:bottom w:w="80" w:type="dxa"/>
+              <w:end w:w="120" w:type="dxa"/>
+            </w:tcMar>
+          </w:tcPr>
+          <w:p>
+            <w:pPr>
+              <w:spacing w:before="0" w:after="0" w:line="276" w:lineRule="auto"/>
+              <w:jc w:val="left"/>
+            </w:pPr>
+            <w:r>
+              <w:rPr>
+                <w:rFonts w:ascii="Calibri" w:hAnsi="Calibri" w:eastAsia="Yu Gothic" w:cs="Calibri"/>
+                <w:color w:val="1F2937"/>
+                <w:sz w:val="18"/>
+              </w:rPr>
+              <w:t>100%</w:t>
+            </w:r>
+          </w:p>
+        </w:tc>
+        <w:tc>
+          <w:tcPr>
+            <w:tcW w:type="dxa" w:w="2231"/>
+            <w:vAlign w:val="center"/>
+            <w:tcMar>
+              <w:top w:w="80" w:type="dxa"/>
+              <w:start w:w="120" w:type="dxa"/>
+              <w:bottom w:w="80" w:type="dxa"/>
+              <w:end w:w="120" w:type="dxa"/>
+            </w:tcMar>
+          </w:tcPr>
+          <w:p>
+            <w:pPr>
+              <w:spacing w:before="0" w:after="0" w:line="276" w:lineRule="auto"/>
+              <w:jc w:val="left"/>
+            </w:pPr>
+            <w:r>
+              <w:rPr>
+                <w:rFonts w:ascii="Calibri" w:hAnsi="Calibri" w:eastAsia="Yu Gothic" w:cs="Calibri"/>
+                <w:color w:val="1F2937"/>
+                <w:sz w:val="18"/>
+              </w:rPr>
+              <w:t>+11pt</w:t>
+            </w:r>
+          </w:p>
+        </w:tc>
+      </w:tr>
+    </w:tbl>
+    <w:p>
+      <w:pPr>
+        <w:spacing w:after="120"/>
+      </w:pPr>
+    </w:p>
+    <w:p>
+      <w:pPr>
+        <w:spacing w:before="0" w:after="120" w:line="300" w:lineRule="auto"/>
+      </w:pPr>
       <w:r>
         <w:rPr>
           <w:rFonts w:ascii="Calibri" w:hAnsi="Calibri" w:eastAsia="Yu Gothic" w:cs="Calibri"/>
-          <w:b/>
           <w:color w:val="1F2937"/>
           <w:sz w:val="22"/>
         </w:rPr>
-        <w:t>後衛配置が +35pt 有利</w:t>
+        <w:t>後衛配置が明確に有利で、前衛配置は選択肢ではなく単なる悪手である。§4.6 の「後衛配置85%以下」は</w:t>
       </w:r>
     </w:p>
     <w:p>
@@ -9028,7 +9507,7 @@
           <w:color w:val="1F2937"/>
           <w:sz w:val="22"/>
         </w:rPr>
-        <w:t>（低コスト戦で前衛31% / 後衛66%）だった。前衛配置は選択肢ではなく単なる悪手であり、§4.6 の</w:t>
+        <w:t>達成できない。現在の能力補正（最大兵力 +10%、ゲージ上昇率 +10%）では、即敗北のリスクに</w:t>
       </w:r>
     </w:p>
     <w:p>
@@ -9041,7 +9520,7 @@
           <w:color w:val="1F2937"/>
           <w:sz w:val="22"/>
         </w:rPr>
-        <w:t>「後衛配置85%以下」は達成できない。現在の能力補正（最大兵力 +10%、ゲージ上昇率 +10%）では</w:t>
+        <w:t>釣り合っていない。</w:t>
       </w:r>
     </w:p>
     <w:p>
@@ -9054,7 +9533,7 @@
           <w:color w:val="1F2937"/>
           <w:sz w:val="22"/>
         </w:rPr>
-        <w:t>即敗北のリスクに全く釣り合っていない。</w:t>
+        <w:t>なお §0.3-8 のコスト効率を平坦化する前は、この差が +35pt（低コスト戦で前衛31% / 後衛66%）</w:t>
       </w:r>
     </w:p>
     <w:p>
@@ -9067,33 +9546,7 @@
           <w:color w:val="1F2937"/>
           <w:sz w:val="22"/>
         </w:rPr>
-        <w:t>なお中コスト戦・高コスト戦の測定は、基準編成が対戦相手に対して97-100%勝利したため飽和して</w:t>
-      </w:r>
-    </w:p>
-    <w:p>
-      <w:pPr>
-        <w:spacing w:before="0" w:after="120" w:line="300" w:lineRule="auto"/>
-      </w:pPr>
-      <w:r>
-        <w:rPr>
-          <w:rFonts w:ascii="Calibri" w:hAnsi="Calibri" w:eastAsia="Yu Gothic" w:cs="Calibri"/>
-          <w:color w:val="1F2937"/>
-          <w:sz w:val="22"/>
-        </w:rPr>
-        <w:t>差が出なかった。この飽和自体がコスト効率の問題（§0.3-8）を示していたため、コスト効率の</w:t>
-      </w:r>
-    </w:p>
-    <w:p>
-      <w:pPr>
-        <w:spacing w:before="0" w:after="120" w:line="300" w:lineRule="auto"/>
-      </w:pPr>
-      <w:r>
-        <w:rPr>
-          <w:rFonts w:ascii="Calibri" w:hAnsi="Calibri" w:eastAsia="Yu Gothic" w:cs="Calibri"/>
-          <w:color w:val="1F2937"/>
-          <w:sz w:val="22"/>
-        </w:rPr>
-        <w:t>平坦化を先に行った。</w:t>
+        <w:t>あった。コスト効率の是正で半減したが、依然として選択が成立する水準ではない。</w:t>
       </w:r>
     </w:p>
     <w:p>
@@ -12222,6 +12675,1358 @@
       <w:pPr>
         <w:spacing w:after="120"/>
       </w:pPr>
+    </w:p>
+    <w:p>
+      <w:pPr>
+        <w:pStyle w:val="Heading3"/>
+        <w:keepNext/>
+      </w:pPr>
+      <w:r>
+        <w:rPr>
+          <w:rFonts w:ascii="Calibri" w:hAnsi="Calibri" w:eastAsia="Yu Gothic" w:cs="Calibri"/>
+          <w:b/>
+          <w:color w:val="2E74B5"/>
+          <w:sz w:val="23"/>
+        </w:rPr>
+        <w:t>コスト効率の平坦化［v0.3 で追加］</w:t>
+      </w:r>
+    </w:p>
+    <w:p>
+      <w:pPr>
+        <w:spacing w:before="0" w:after="120" w:line="300" w:lineRule="auto"/>
+      </w:pPr>
+      <w:r>
+        <w:rPr>
+          <w:rFonts w:ascii="Calibri" w:hAnsi="Calibri" w:eastAsia="Yu Gothic" w:cs="Calibri"/>
+          <w:color w:val="1F2937"/>
+          <w:sz w:val="22"/>
+        </w:rPr>
+        <w:t>「同コスト帯での上位互換を避ける」だけでは足りない。</w:t>
+      </w:r>
+      <w:r>
+        <w:rPr>
+          <w:rFonts w:ascii="Calibri" w:hAnsi="Calibri" w:eastAsia="Yu Gothic" w:cs="Calibri"/>
+          <w:b/>
+          <w:color w:val="1F2937"/>
+          <w:sz w:val="22"/>
+        </w:rPr>
+        <w:t>コスト帯をまたいだ効率</w:t>
+      </w:r>
+      <w:r>
+        <w:rPr>
+          <w:rFonts w:ascii="Calibri" w:hAnsi="Calibri" w:eastAsia="Yu Gothic" w:cs="Calibri"/>
+          <w:color w:val="1F2937"/>
+          <w:sz w:val="22"/>
+        </w:rPr>
+        <w:t>も揃える必要がある。</w:t>
+      </w:r>
+    </w:p>
+    <w:p>
+      <w:pPr>
+        <w:spacing w:before="0" w:after="120" w:line="300" w:lineRule="auto"/>
+      </w:pPr>
+      <w:r>
+        <w:rPr>
+          <w:rFonts w:ascii="Calibri" w:hAnsi="Calibri" w:eastAsia="Yu Gothic" w:cs="Calibri"/>
+          <w:color w:val="1F2937"/>
+          <w:sz w:val="22"/>
+        </w:rPr>
+        <w:t>v0.3 の初期データでは総合値/コストが 高631 / 中509 / 低415 と、高コスト札ほど1コストあたりの</w:t>
+      </w:r>
+    </w:p>
+    <w:p>
+      <w:pPr>
+        <w:spacing w:before="0" w:after="120" w:line="300" w:lineRule="auto"/>
+      </w:pPr>
+      <w:r>
+        <w:rPr>
+          <w:rFonts w:ascii="Calibri" w:hAnsi="Calibri" w:eastAsia="Yu Gothic" w:cs="Calibri"/>
+          <w:color w:val="1F2937"/>
+          <w:sz w:val="22"/>
+        </w:rPr>
+        <w:t>強さも高かった。その結果、「コスト上限まで高コスト札を積む」編成がランダムな適法編成に対し</w:t>
+      </w:r>
+    </w:p>
+    <w:p>
+      <w:pPr>
+        <w:spacing w:before="0" w:after="120" w:line="300" w:lineRule="auto"/>
+      </w:pPr>
+      <w:r>
+        <w:rPr>
+          <w:rFonts w:ascii="Calibri" w:hAnsi="Calibri" w:eastAsia="Yu Gothic" w:cs="Calibri"/>
+          <w:color w:val="1F2937"/>
+          <w:sz w:val="22"/>
+        </w:rPr>
+        <w:t>中コスト戦97%・高コスト戦100%で勝利し、編成の判断が実質的に消えていた。</w:t>
+      </w:r>
+    </w:p>
+    <w:p>
+      <w:pPr>
+        <w:spacing w:before="0" w:after="80" w:line="300" w:lineRule="auto"/>
+        <w:numPr>
+          <w:ilvl w:val="0"/>
+          <w:numId w:val="41"/>
+        </w:numPr>
+      </w:pPr>
+      <w:r>
+        <w:rPr>
+          <w:rFonts w:ascii="Calibri" w:hAnsi="Calibri" w:eastAsia="Yu Gothic" w:cs="Calibri"/>
+          <w:color w:val="1F2937"/>
+          <w:sz w:val="22"/>
+        </w:rPr>
+        <w:t>総合値/コストは</w:t>
+      </w:r>
+      <w:r>
+        <w:rPr>
+          <w:rFonts w:ascii="Calibri" w:hAnsi="Calibri" w:eastAsia="Yu Gothic" w:cs="Calibri"/>
+          <w:b/>
+          <w:color w:val="1F2937"/>
+          <w:sz w:val="22"/>
+        </w:rPr>
+        <w:t>コスト帯によらず一定</w:t>
+      </w:r>
+      <w:r>
+        <w:rPr>
+          <w:rFonts w:ascii="Calibri" w:hAnsi="Calibri" w:eastAsia="Yu Gothic" w:cs="Calibri"/>
+          <w:color w:val="1F2937"/>
+          <w:sz w:val="22"/>
+        </w:rPr>
+        <w:t>にする（v0.3 では約510に平坦化）。</w:t>
+      </w:r>
+    </w:p>
+    <w:p>
+      <w:pPr>
+        <w:spacing w:before="0" w:after="80" w:line="300" w:lineRule="auto"/>
+        <w:numPr>
+          <w:ilvl w:val="0"/>
+          <w:numId w:val="41"/>
+        </w:numPr>
+      </w:pPr>
+      <w:r>
+        <w:rPr>
+          <w:rFonts w:ascii="Calibri" w:hAnsi="Calibri" w:eastAsia="Yu Gothic" w:cs="Calibri"/>
+          <w:color w:val="1F2937"/>
+          <w:sz w:val="22"/>
+        </w:rPr>
+        <w:t>高コスト札の強みは「1枠あたりの強さ」であり、「1コストあたりの強さ」ではない。</w:t>
+      </w:r>
+    </w:p>
+    <w:p>
+      <w:pPr>
+        <w:spacing w:before="0" w:after="80" w:line="300" w:lineRule="auto"/>
+        <w:numPr>
+          <w:ilvl w:val="0"/>
+          <w:numId w:val="41"/>
+        </w:numPr>
+      </w:pPr>
+      <w:r>
+        <w:rPr>
+          <w:rFonts w:ascii="Calibri" w:hAnsi="Calibri" w:eastAsia="Yu Gothic" w:cs="Calibri"/>
+          <w:color w:val="1F2937"/>
+          <w:sz w:val="22"/>
+        </w:rPr>
+        <w:t>検算は `sim/budget.py` で行う。</w:t>
+      </w:r>
+    </w:p>
+    <w:p>
+      <w:pPr>
+        <w:pStyle w:val="Heading3"/>
+        <w:keepNext/>
+      </w:pPr>
+      <w:r>
+        <w:rPr>
+          <w:rFonts w:ascii="Calibri" w:hAnsi="Calibri" w:eastAsia="Yu Gothic" w:cs="Calibri"/>
+          <w:b/>
+          <w:color w:val="2E74B5"/>
+          <w:sz w:val="23"/>
+        </w:rPr>
+        <w:t>v0.3 の実測値</w:t>
+      </w:r>
+    </w:p>
+    <w:p>
+      <w:pPr>
+        <w:spacing w:before="0" w:after="120" w:line="300" w:lineRule="auto"/>
+      </w:pPr>
+      <w:r>
+        <w:rPr>
+          <w:rFonts w:ascii="Calibri" w:hAnsi="Calibri" w:eastAsia="Yu Gothic" w:cs="Calibri"/>
+          <w:color w:val="1F2937"/>
+          <w:sz w:val="22"/>
+        </w:rPr>
+        <w:t>24枚のサンプルと `sim/` の戦闘エンジンによる測定結果。</w:t>
+      </w:r>
+    </w:p>
+    <w:tbl>
+      <w:tblPr>
+        <w:tblStyle w:val="TableGrid"/>
+        <w:tblW w:type="dxa" w:w="9360"/>
+        <w:jc w:val="left"/>
+        <w:tblLayout w:type="fixed"/>
+        <w:tblLook w:firstColumn="1" w:firstRow="1" w:lastColumn="0" w:lastRow="0" w:noHBand="0" w:noVBand="1" w:val="04A0"/>
+        <w:tblInd w:w="120" w:type="dxa"/>
+        <w:tblBorders>
+          <w:top w:val="single" w:sz="6" w:space="0" w:color="CBD5E1"/>
+          <w:left w:val="single" w:sz="6" w:space="0" w:color="CBD5E1"/>
+          <w:bottom w:val="single" w:sz="6" w:space="0" w:color="CBD5E1"/>
+          <w:right w:val="single" w:sz="6" w:space="0" w:color="CBD5E1"/>
+          <w:insideH w:val="single" w:sz="6" w:space="0" w:color="CBD5E1"/>
+          <w:insideV w:val="single" w:sz="6" w:space="0" w:color="CBD5E1"/>
+        </w:tblBorders>
+      </w:tblPr>
+      <w:tblGrid>
+        <w:gridCol w:w="2507"/>
+        <w:gridCol w:w="1838"/>
+        <w:gridCol w:w="3677"/>
+        <w:gridCol w:w="1338"/>
+      </w:tblGrid>
+      <w:tr>
+        <w:trPr>
+          <w:tblHeader w:val="true"/>
+          <w:cantSplit/>
+        </w:trPr>
+        <w:tc>
+          <w:tcPr>
+            <w:tcW w:type="dxa" w:w="2507"/>
+            <w:shd w:fill="E8EEF5" w:val="clear"/>
+            <w:vAlign w:val="center"/>
+            <w:tcMar>
+              <w:top w:w="80" w:type="dxa"/>
+              <w:start w:w="120" w:type="dxa"/>
+              <w:bottom w:w="80" w:type="dxa"/>
+              <w:end w:w="120" w:type="dxa"/>
+            </w:tcMar>
+          </w:tcPr>
+          <w:p>
+            <w:pPr>
+              <w:spacing w:before="0" w:after="0" w:line="276" w:lineRule="auto"/>
+              <w:jc w:val="left"/>
+            </w:pPr>
+            <w:r>
+              <w:rPr>
+                <w:rFonts w:ascii="Calibri" w:hAnsi="Calibri" w:eastAsia="Yu Gothic" w:cs="Calibri"/>
+                <w:b/>
+                <w:color w:val="1F4D78"/>
+                <w:sz w:val="18"/>
+              </w:rPr>
+              <w:t>指標</w:t>
+            </w:r>
+          </w:p>
+        </w:tc>
+        <w:tc>
+          <w:tcPr>
+            <w:tcW w:type="dxa" w:w="1838"/>
+            <w:shd w:fill="E8EEF5" w:val="clear"/>
+            <w:vAlign w:val="center"/>
+            <w:tcMar>
+              <w:top w:w="80" w:type="dxa"/>
+              <w:start w:w="120" w:type="dxa"/>
+              <w:bottom w:w="80" w:type="dxa"/>
+              <w:end w:w="120" w:type="dxa"/>
+            </w:tcMar>
+          </w:tcPr>
+          <w:p>
+            <w:pPr>
+              <w:spacing w:before="0" w:after="0" w:line="276" w:lineRule="auto"/>
+              <w:jc w:val="left"/>
+            </w:pPr>
+            <w:r>
+              <w:rPr>
+                <w:rFonts w:ascii="Calibri" w:hAnsi="Calibri" w:eastAsia="Yu Gothic" w:cs="Calibri"/>
+                <w:b/>
+                <w:color w:val="1F4D78"/>
+                <w:sz w:val="18"/>
+              </w:rPr>
+              <w:t>目標</w:t>
+            </w:r>
+          </w:p>
+        </w:tc>
+        <w:tc>
+          <w:tcPr>
+            <w:tcW w:type="dxa" w:w="3677"/>
+            <w:shd w:fill="E8EEF5" w:val="clear"/>
+            <w:vAlign w:val="center"/>
+            <w:tcMar>
+              <w:top w:w="80" w:type="dxa"/>
+              <w:start w:w="120" w:type="dxa"/>
+              <w:bottom w:w="80" w:type="dxa"/>
+              <w:end w:w="120" w:type="dxa"/>
+            </w:tcMar>
+          </w:tcPr>
+          <w:p>
+            <w:pPr>
+              <w:spacing w:before="0" w:after="0" w:line="276" w:lineRule="auto"/>
+              <w:jc w:val="left"/>
+            </w:pPr>
+            <w:r>
+              <w:rPr>
+                <w:rFonts w:ascii="Calibri" w:hAnsi="Calibri" w:eastAsia="Yu Gothic" w:cs="Calibri"/>
+                <w:b/>
+                <w:color w:val="1F4D78"/>
+                <w:sz w:val="18"/>
+              </w:rPr>
+              <w:t>実測</w:t>
+            </w:r>
+          </w:p>
+        </w:tc>
+        <w:tc>
+          <w:tcPr>
+            <w:tcW w:type="dxa" w:w="1338"/>
+            <w:shd w:fill="E8EEF5" w:val="clear"/>
+            <w:vAlign w:val="center"/>
+            <w:tcMar>
+              <w:top w:w="80" w:type="dxa"/>
+              <w:start w:w="120" w:type="dxa"/>
+              <w:bottom w:w="80" w:type="dxa"/>
+              <w:end w:w="120" w:type="dxa"/>
+            </w:tcMar>
+          </w:tcPr>
+          <w:p>
+            <w:pPr>
+              <w:spacing w:before="0" w:after="0" w:line="276" w:lineRule="auto"/>
+              <w:jc w:val="left"/>
+            </w:pPr>
+            <w:r>
+              <w:rPr>
+                <w:rFonts w:ascii="Calibri" w:hAnsi="Calibri" w:eastAsia="Yu Gothic" w:cs="Calibri"/>
+                <w:b/>
+                <w:color w:val="1F4D78"/>
+                <w:sz w:val="18"/>
+              </w:rPr>
+              <w:t>判定</w:t>
+            </w:r>
+          </w:p>
+        </w:tc>
+      </w:tr>
+      <w:tr>
+        <w:trPr>
+          <w:cantSplit/>
+        </w:trPr>
+        <w:tc>
+          <w:tcPr>
+            <w:tcW w:type="dxa" w:w="2507"/>
+            <w:vAlign w:val="center"/>
+            <w:tcMar>
+              <w:top w:w="80" w:type="dxa"/>
+              <w:start w:w="120" w:type="dxa"/>
+              <w:bottom w:w="80" w:type="dxa"/>
+              <w:end w:w="120" w:type="dxa"/>
+            </w:tcMar>
+          </w:tcPr>
+          <w:p>
+            <w:pPr>
+              <w:spacing w:before="0" w:after="0" w:line="276" w:lineRule="auto"/>
+              <w:jc w:val="left"/>
+            </w:pPr>
+            <w:r>
+              <w:rPr>
+                <w:rFonts w:ascii="Calibri" w:hAnsi="Calibri" w:eastAsia="Yu Gothic" w:cs="Calibri"/>
+                <w:color w:val="1F2937"/>
+                <w:sz w:val="18"/>
+              </w:rPr>
+              <w:t>決定論（同一シードで同一結果）</w:t>
+            </w:r>
+          </w:p>
+        </w:tc>
+        <w:tc>
+          <w:tcPr>
+            <w:tcW w:type="dxa" w:w="1838"/>
+            <w:vAlign w:val="center"/>
+            <w:tcMar>
+              <w:top w:w="80" w:type="dxa"/>
+              <w:start w:w="120" w:type="dxa"/>
+              <w:bottom w:w="80" w:type="dxa"/>
+              <w:end w:w="120" w:type="dxa"/>
+            </w:tcMar>
+          </w:tcPr>
+          <w:p>
+            <w:pPr>
+              <w:spacing w:before="0" w:after="0" w:line="276" w:lineRule="auto"/>
+              <w:jc w:val="left"/>
+            </w:pPr>
+            <w:r>
+              <w:rPr>
+                <w:rFonts w:ascii="Calibri" w:hAnsi="Calibri" w:eastAsia="Yu Gothic" w:cs="Calibri"/>
+                <w:color w:val="1F2937"/>
+                <w:sz w:val="18"/>
+              </w:rPr>
+              <w:t>必須</w:t>
+            </w:r>
+          </w:p>
+        </w:tc>
+        <w:tc>
+          <w:tcPr>
+            <w:tcW w:type="dxa" w:w="3677"/>
+            <w:vAlign w:val="center"/>
+            <w:tcMar>
+              <w:top w:w="80" w:type="dxa"/>
+              <w:start w:w="120" w:type="dxa"/>
+              <w:bottom w:w="80" w:type="dxa"/>
+              <w:end w:w="120" w:type="dxa"/>
+            </w:tcMar>
+          </w:tcPr>
+          <w:p>
+            <w:pPr>
+              <w:spacing w:before="0" w:after="0" w:line="276" w:lineRule="auto"/>
+              <w:jc w:val="left"/>
+            </w:pPr>
+            <w:r>
+              <w:rPr>
+                <w:rFonts w:ascii="Calibri" w:hAnsi="Calibri" w:eastAsia="Yu Gothic" w:cs="Calibri"/>
+                <w:color w:val="1F2937"/>
+                <w:sz w:val="18"/>
+              </w:rPr>
+              <w:t>一致</w:t>
+            </w:r>
+          </w:p>
+        </w:tc>
+        <w:tc>
+          <w:tcPr>
+            <w:tcW w:type="dxa" w:w="1338"/>
+            <w:vAlign w:val="center"/>
+            <w:tcMar>
+              <w:top w:w="80" w:type="dxa"/>
+              <w:start w:w="120" w:type="dxa"/>
+              <w:bottom w:w="80" w:type="dxa"/>
+              <w:end w:w="120" w:type="dxa"/>
+            </w:tcMar>
+          </w:tcPr>
+          <w:p>
+            <w:pPr>
+              <w:spacing w:before="0" w:after="0" w:line="276" w:lineRule="auto"/>
+              <w:jc w:val="left"/>
+            </w:pPr>
+            <w:r>
+              <w:rPr>
+                <w:rFonts w:ascii="Calibri" w:hAnsi="Calibri" w:eastAsia="Yu Gothic" w:cs="Calibri"/>
+                <w:color w:val="1F2937"/>
+                <w:sz w:val="18"/>
+              </w:rPr>
+              <w:t>OK</w:t>
+            </w:r>
+          </w:p>
+        </w:tc>
+      </w:tr>
+      <w:tr>
+        <w:trPr>
+          <w:cantSplit/>
+        </w:trPr>
+        <w:tc>
+          <w:tcPr>
+            <w:tcW w:type="dxa" w:w="2507"/>
+            <w:vAlign w:val="center"/>
+            <w:tcMar>
+              <w:top w:w="80" w:type="dxa"/>
+              <w:start w:w="120" w:type="dxa"/>
+              <w:bottom w:w="80" w:type="dxa"/>
+              <w:end w:w="120" w:type="dxa"/>
+            </w:tcMar>
+          </w:tcPr>
+          <w:p>
+            <w:pPr>
+              <w:spacing w:before="0" w:after="0" w:line="276" w:lineRule="auto"/>
+              <w:jc w:val="left"/>
+            </w:pPr>
+            <w:r>
+              <w:rPr>
+                <w:rFonts w:ascii="Calibri" w:hAnsi="Calibri" w:eastAsia="Yu Gothic" w:cs="Calibri"/>
+                <w:color w:val="1F2937"/>
+                <w:sz w:val="18"/>
+              </w:rPr>
+              <w:t>戦闘時間の中央値</w:t>
+            </w:r>
+          </w:p>
+        </w:tc>
+        <w:tc>
+          <w:tcPr>
+            <w:tcW w:type="dxa" w:w="1838"/>
+            <w:vAlign w:val="center"/>
+            <w:tcMar>
+              <w:top w:w="80" w:type="dxa"/>
+              <w:start w:w="120" w:type="dxa"/>
+              <w:bottom w:w="80" w:type="dxa"/>
+              <w:end w:w="120" w:type="dxa"/>
+            </w:tcMar>
+          </w:tcPr>
+          <w:p>
+            <w:pPr>
+              <w:spacing w:before="0" w:after="0" w:line="276" w:lineRule="auto"/>
+              <w:jc w:val="left"/>
+            </w:pPr>
+            <w:r>
+              <w:rPr>
+                <w:rFonts w:ascii="Calibri" w:hAnsi="Calibri" w:eastAsia="Yu Gothic" w:cs="Calibri"/>
+                <w:color w:val="1F2937"/>
+                <w:sz w:val="18"/>
+              </w:rPr>
+              <w:t>60-70秒</w:t>
+            </w:r>
+          </w:p>
+        </w:tc>
+        <w:tc>
+          <w:tcPr>
+            <w:tcW w:type="dxa" w:w="3677"/>
+            <w:vAlign w:val="center"/>
+            <w:tcMar>
+              <w:top w:w="80" w:type="dxa"/>
+              <w:start w:w="120" w:type="dxa"/>
+              <w:bottom w:w="80" w:type="dxa"/>
+              <w:end w:w="120" w:type="dxa"/>
+            </w:tcMar>
+          </w:tcPr>
+          <w:p>
+            <w:pPr>
+              <w:spacing w:before="0" w:after="0" w:line="276" w:lineRule="auto"/>
+              <w:jc w:val="left"/>
+            </w:pPr>
+            <w:r>
+              <w:rPr>
+                <w:rFonts w:ascii="Calibri" w:hAnsi="Calibri" w:eastAsia="Yu Gothic" w:cs="Calibri"/>
+                <w:color w:val="1F2937"/>
+                <w:sz w:val="18"/>
+              </w:rPr>
+              <w:t>66.4秒</w:t>
+            </w:r>
+          </w:p>
+        </w:tc>
+        <w:tc>
+          <w:tcPr>
+            <w:tcW w:type="dxa" w:w="1338"/>
+            <w:vAlign w:val="center"/>
+            <w:tcMar>
+              <w:top w:w="80" w:type="dxa"/>
+              <w:start w:w="120" w:type="dxa"/>
+              <w:bottom w:w="80" w:type="dxa"/>
+              <w:end w:w="120" w:type="dxa"/>
+            </w:tcMar>
+          </w:tcPr>
+          <w:p>
+            <w:pPr>
+              <w:spacing w:before="0" w:after="0" w:line="276" w:lineRule="auto"/>
+              <w:jc w:val="left"/>
+            </w:pPr>
+            <w:r>
+              <w:rPr>
+                <w:rFonts w:ascii="Calibri" w:hAnsi="Calibri" w:eastAsia="Yu Gothic" w:cs="Calibri"/>
+                <w:color w:val="1F2937"/>
+                <w:sz w:val="18"/>
+              </w:rPr>
+              <w:t>OK</w:t>
+            </w:r>
+          </w:p>
+        </w:tc>
+      </w:tr>
+      <w:tr>
+        <w:trPr>
+          <w:cantSplit/>
+        </w:trPr>
+        <w:tc>
+          <w:tcPr>
+            <w:tcW w:type="dxa" w:w="2507"/>
+            <w:vAlign w:val="center"/>
+            <w:tcMar>
+              <w:top w:w="80" w:type="dxa"/>
+              <w:start w:w="120" w:type="dxa"/>
+              <w:bottom w:w="80" w:type="dxa"/>
+              <w:end w:w="120" w:type="dxa"/>
+            </w:tcMar>
+          </w:tcPr>
+          <w:p>
+            <w:pPr>
+              <w:spacing w:before="0" w:after="0" w:line="276" w:lineRule="auto"/>
+              <w:jc w:val="left"/>
+            </w:pPr>
+            <w:r>
+              <w:rPr>
+                <w:rFonts w:ascii="Calibri" w:hAnsi="Calibri" w:eastAsia="Yu Gothic" w:cs="Calibri"/>
+                <w:color w:val="1F2937"/>
+                <w:sz w:val="18"/>
+              </w:rPr>
+              <w:t>時間切れ率</w:t>
+            </w:r>
+          </w:p>
+        </w:tc>
+        <w:tc>
+          <w:tcPr>
+            <w:tcW w:type="dxa" w:w="1838"/>
+            <w:vAlign w:val="center"/>
+            <w:tcMar>
+              <w:top w:w="80" w:type="dxa"/>
+              <w:start w:w="120" w:type="dxa"/>
+              <w:bottom w:w="80" w:type="dxa"/>
+              <w:end w:w="120" w:type="dxa"/>
+            </w:tcMar>
+          </w:tcPr>
+          <w:p>
+            <w:pPr>
+              <w:spacing w:before="0" w:after="0" w:line="276" w:lineRule="auto"/>
+              <w:jc w:val="left"/>
+            </w:pPr>
+            <w:r>
+              <w:rPr>
+                <w:rFonts w:ascii="Calibri" w:hAnsi="Calibri" w:eastAsia="Yu Gothic" w:cs="Calibri"/>
+                <w:color w:val="1F2937"/>
+                <w:sz w:val="18"/>
+              </w:rPr>
+              <w:t>低いほどよい</w:t>
+            </w:r>
+          </w:p>
+        </w:tc>
+        <w:tc>
+          <w:tcPr>
+            <w:tcW w:type="dxa" w:w="3677"/>
+            <w:vAlign w:val="center"/>
+            <w:tcMar>
+              <w:top w:w="80" w:type="dxa"/>
+              <w:start w:w="120" w:type="dxa"/>
+              <w:bottom w:w="80" w:type="dxa"/>
+              <w:end w:w="120" w:type="dxa"/>
+            </w:tcMar>
+          </w:tcPr>
+          <w:p>
+            <w:pPr>
+              <w:spacing w:before="0" w:after="0" w:line="276" w:lineRule="auto"/>
+              <w:jc w:val="left"/>
+            </w:pPr>
+            <w:r>
+              <w:rPr>
+                <w:rFonts w:ascii="Calibri" w:hAnsi="Calibri" w:eastAsia="Yu Gothic" w:cs="Calibri"/>
+                <w:color w:val="1F2937"/>
+                <w:sz w:val="18"/>
+              </w:rPr>
+              <w:t>11%（決着促進の導入前は31%）</w:t>
+            </w:r>
+          </w:p>
+        </w:tc>
+        <w:tc>
+          <w:tcPr>
+            <w:tcW w:type="dxa" w:w="1338"/>
+            <w:vAlign w:val="center"/>
+            <w:tcMar>
+              <w:top w:w="80" w:type="dxa"/>
+              <w:start w:w="120" w:type="dxa"/>
+              <w:bottom w:w="80" w:type="dxa"/>
+              <w:end w:w="120" w:type="dxa"/>
+            </w:tcMar>
+          </w:tcPr>
+          <w:p>
+            <w:pPr>
+              <w:spacing w:before="0" w:after="0" w:line="276" w:lineRule="auto"/>
+              <w:jc w:val="left"/>
+            </w:pPr>
+            <w:r>
+              <w:rPr>
+                <w:rFonts w:ascii="Calibri" w:hAnsi="Calibri" w:eastAsia="Yu Gothic" w:cs="Calibri"/>
+                <w:color w:val="1F2937"/>
+                <w:sz w:val="18"/>
+              </w:rPr>
+              <w:t>OK</w:t>
+            </w:r>
+          </w:p>
+        </w:tc>
+      </w:tr>
+      <w:tr>
+        <w:trPr>
+          <w:cantSplit/>
+        </w:trPr>
+        <w:tc>
+          <w:tcPr>
+            <w:tcW w:type="dxa" w:w="2507"/>
+            <w:vAlign w:val="center"/>
+            <w:tcMar>
+              <w:top w:w="80" w:type="dxa"/>
+              <w:start w:w="120" w:type="dxa"/>
+              <w:bottom w:w="80" w:type="dxa"/>
+              <w:end w:w="120" w:type="dxa"/>
+            </w:tcMar>
+          </w:tcPr>
+          <w:p>
+            <w:pPr>
+              <w:spacing w:before="0" w:after="0" w:line="276" w:lineRule="auto"/>
+              <w:jc w:val="left"/>
+            </w:pPr>
+            <w:r>
+              <w:rPr>
+                <w:rFonts w:ascii="Calibri" w:hAnsi="Calibri" w:eastAsia="Yu Gothic" w:cs="Calibri"/>
+                <w:color w:val="1F2937"/>
+                <w:sz w:val="18"/>
+              </w:rPr>
+              <w:t>必殺技の平均発動回数</w:t>
+            </w:r>
+          </w:p>
+        </w:tc>
+        <w:tc>
+          <w:tcPr>
+            <w:tcW w:type="dxa" w:w="1838"/>
+            <w:vAlign w:val="center"/>
+            <w:tcMar>
+              <w:top w:w="80" w:type="dxa"/>
+              <w:start w:w="120" w:type="dxa"/>
+              <w:bottom w:w="80" w:type="dxa"/>
+              <w:end w:w="120" w:type="dxa"/>
+            </w:tcMar>
+          </w:tcPr>
+          <w:p>
+            <w:pPr>
+              <w:spacing w:before="0" w:after="0" w:line="276" w:lineRule="auto"/>
+              <w:jc w:val="left"/>
+            </w:pPr>
+            <w:r>
+              <w:rPr>
+                <w:rFonts w:ascii="Calibri" w:hAnsi="Calibri" w:eastAsia="Yu Gothic" w:cs="Calibri"/>
+                <w:color w:val="1F2937"/>
+                <w:sz w:val="18"/>
+              </w:rPr>
+              <w:t>1.2回/部隊</w:t>
+            </w:r>
+          </w:p>
+        </w:tc>
+        <w:tc>
+          <w:tcPr>
+            <w:tcW w:type="dxa" w:w="3677"/>
+            <w:vAlign w:val="center"/>
+            <w:tcMar>
+              <w:top w:w="80" w:type="dxa"/>
+              <w:start w:w="120" w:type="dxa"/>
+              <w:bottom w:w="80" w:type="dxa"/>
+              <w:end w:w="120" w:type="dxa"/>
+            </w:tcMar>
+          </w:tcPr>
+          <w:p>
+            <w:pPr>
+              <w:spacing w:before="0" w:after="0" w:line="276" w:lineRule="auto"/>
+              <w:jc w:val="left"/>
+            </w:pPr>
+            <w:r>
+              <w:rPr>
+                <w:rFonts w:ascii="Calibri" w:hAnsi="Calibri" w:eastAsia="Yu Gothic" w:cs="Calibri"/>
+                <w:color w:val="1F2937"/>
+                <w:sz w:val="18"/>
+              </w:rPr>
+              <w:t>1.16回</w:t>
+            </w:r>
+          </w:p>
+        </w:tc>
+        <w:tc>
+          <w:tcPr>
+            <w:tcW w:type="dxa" w:w="1338"/>
+            <w:vAlign w:val="center"/>
+            <w:tcMar>
+              <w:top w:w="80" w:type="dxa"/>
+              <w:start w:w="120" w:type="dxa"/>
+              <w:bottom w:w="80" w:type="dxa"/>
+              <w:end w:w="120" w:type="dxa"/>
+            </w:tcMar>
+          </w:tcPr>
+          <w:p>
+            <w:pPr>
+              <w:spacing w:before="0" w:after="0" w:line="276" w:lineRule="auto"/>
+              <w:jc w:val="left"/>
+            </w:pPr>
+            <w:r>
+              <w:rPr>
+                <w:rFonts w:ascii="Calibri" w:hAnsi="Calibri" w:eastAsia="Yu Gothic" w:cs="Calibri"/>
+                <w:color w:val="1F2937"/>
+                <w:sz w:val="18"/>
+              </w:rPr>
+              <w:t>OK</w:t>
+            </w:r>
+          </w:p>
+        </w:tc>
+      </w:tr>
+      <w:tr>
+        <w:trPr>
+          <w:cantSplit/>
+        </w:trPr>
+        <w:tc>
+          <w:tcPr>
+            <w:tcW w:type="dxa" w:w="2507"/>
+            <w:vAlign w:val="center"/>
+            <w:tcMar>
+              <w:top w:w="80" w:type="dxa"/>
+              <w:start w:w="120" w:type="dxa"/>
+              <w:bottom w:w="80" w:type="dxa"/>
+              <w:end w:w="120" w:type="dxa"/>
+            </w:tcMar>
+          </w:tcPr>
+          <w:p>
+            <w:pPr>
+              <w:spacing w:before="0" w:after="0" w:line="276" w:lineRule="auto"/>
+              <w:jc w:val="left"/>
+            </w:pPr>
+            <w:r>
+              <w:rPr>
+                <w:rFonts w:ascii="Calibri" w:hAnsi="Calibri" w:eastAsia="Yu Gothic" w:cs="Calibri"/>
+                <w:color w:val="1F2937"/>
+                <w:sz w:val="18"/>
+              </w:rPr>
+              <w:t>兵種予算のぶれ</w:t>
+            </w:r>
+          </w:p>
+        </w:tc>
+        <w:tc>
+          <w:tcPr>
+            <w:tcW w:type="dxa" w:w="1838"/>
+            <w:vAlign w:val="center"/>
+            <w:tcMar>
+              <w:top w:w="80" w:type="dxa"/>
+              <w:start w:w="120" w:type="dxa"/>
+              <w:bottom w:w="80" w:type="dxa"/>
+              <w:end w:w="120" w:type="dxa"/>
+            </w:tcMar>
+          </w:tcPr>
+          <w:p>
+            <w:pPr>
+              <w:spacing w:before="0" w:after="0" w:line="276" w:lineRule="auto"/>
+              <w:jc w:val="left"/>
+            </w:pPr>
+            <w:r>
+              <w:rPr>
+                <w:rFonts w:ascii="Calibri" w:hAnsi="Calibri" w:eastAsia="Yu Gothic" w:cs="Calibri"/>
+                <w:color w:val="1F2937"/>
+                <w:sz w:val="18"/>
+              </w:rPr>
+              <w:t>±8%以内</w:t>
+            </w:r>
+          </w:p>
+        </w:tc>
+        <w:tc>
+          <w:tcPr>
+            <w:tcW w:type="dxa" w:w="3677"/>
+            <w:vAlign w:val="center"/>
+            <w:tcMar>
+              <w:top w:w="80" w:type="dxa"/>
+              <w:start w:w="120" w:type="dxa"/>
+              <w:bottom w:w="80" w:type="dxa"/>
+              <w:end w:w="120" w:type="dxa"/>
+            </w:tcMar>
+          </w:tcPr>
+          <w:p>
+            <w:pPr>
+              <w:spacing w:before="0" w:after="0" w:line="276" w:lineRule="auto"/>
+              <w:jc w:val="left"/>
+            </w:pPr>
+            <w:r>
+              <w:rPr>
+                <w:rFonts w:ascii="Calibri" w:hAnsi="Calibri" w:eastAsia="Yu Gothic" w:cs="Calibri"/>
+                <w:color w:val="1F2937"/>
+                <w:sz w:val="18"/>
+              </w:rPr>
+              <w:t>0%（歩511 / 騎510 / 弓509）</w:t>
+            </w:r>
+          </w:p>
+        </w:tc>
+        <w:tc>
+          <w:tcPr>
+            <w:tcW w:type="dxa" w:w="1338"/>
+            <w:vAlign w:val="center"/>
+            <w:tcMar>
+              <w:top w:w="80" w:type="dxa"/>
+              <w:start w:w="120" w:type="dxa"/>
+              <w:bottom w:w="80" w:type="dxa"/>
+              <w:end w:w="120" w:type="dxa"/>
+            </w:tcMar>
+          </w:tcPr>
+          <w:p>
+            <w:pPr>
+              <w:spacing w:before="0" w:after="0" w:line="276" w:lineRule="auto"/>
+              <w:jc w:val="left"/>
+            </w:pPr>
+            <w:r>
+              <w:rPr>
+                <w:rFonts w:ascii="Calibri" w:hAnsi="Calibri" w:eastAsia="Yu Gothic" w:cs="Calibri"/>
+                <w:color w:val="1F2937"/>
+                <w:sz w:val="18"/>
+              </w:rPr>
+              <w:t>OK</w:t>
+            </w:r>
+          </w:p>
+        </w:tc>
+      </w:tr>
+      <w:tr>
+        <w:trPr>
+          <w:cantSplit/>
+        </w:trPr>
+        <w:tc>
+          <w:tcPr>
+            <w:tcW w:type="dxa" w:w="2507"/>
+            <w:vAlign w:val="center"/>
+            <w:tcMar>
+              <w:top w:w="80" w:type="dxa"/>
+              <w:start w:w="120" w:type="dxa"/>
+              <w:bottom w:w="80" w:type="dxa"/>
+              <w:end w:w="120" w:type="dxa"/>
+            </w:tcMar>
+          </w:tcPr>
+          <w:p>
+            <w:pPr>
+              <w:spacing w:before="0" w:after="0" w:line="276" w:lineRule="auto"/>
+              <w:jc w:val="left"/>
+            </w:pPr>
+            <w:r>
+              <w:rPr>
+                <w:rFonts w:ascii="Calibri" w:hAnsi="Calibri" w:eastAsia="Yu Gothic" w:cs="Calibri"/>
+                <w:color w:val="1F2937"/>
+                <w:sz w:val="18"/>
+              </w:rPr>
+              <w:t>コスト効率のぶれ</w:t>
+            </w:r>
+          </w:p>
+        </w:tc>
+        <w:tc>
+          <w:tcPr>
+            <w:tcW w:type="dxa" w:w="1838"/>
+            <w:vAlign w:val="center"/>
+            <w:tcMar>
+              <w:top w:w="80" w:type="dxa"/>
+              <w:start w:w="120" w:type="dxa"/>
+              <w:bottom w:w="80" w:type="dxa"/>
+              <w:end w:w="120" w:type="dxa"/>
+            </w:tcMar>
+          </w:tcPr>
+          <w:p>
+            <w:pPr>
+              <w:spacing w:before="0" w:after="0" w:line="276" w:lineRule="auto"/>
+              <w:jc w:val="left"/>
+            </w:pPr>
+            <w:r>
+              <w:rPr>
+                <w:rFonts w:ascii="Calibri" w:hAnsi="Calibri" w:eastAsia="Yu Gothic" w:cs="Calibri"/>
+                <w:color w:val="1F2937"/>
+                <w:sz w:val="18"/>
+              </w:rPr>
+              <w:t>一定</w:t>
+            </w:r>
+          </w:p>
+        </w:tc>
+        <w:tc>
+          <w:tcPr>
+            <w:tcW w:type="dxa" w:w="3677"/>
+            <w:vAlign w:val="center"/>
+            <w:tcMar>
+              <w:top w:w="80" w:type="dxa"/>
+              <w:start w:w="120" w:type="dxa"/>
+              <w:bottom w:w="80" w:type="dxa"/>
+              <w:end w:w="120" w:type="dxa"/>
+            </w:tcMar>
+          </w:tcPr>
+          <w:p>
+            <w:pPr>
+              <w:spacing w:before="0" w:after="0" w:line="276" w:lineRule="auto"/>
+              <w:jc w:val="left"/>
+            </w:pPr>
+            <w:r>
+              <w:rPr>
+                <w:rFonts w:ascii="Calibri" w:hAnsi="Calibri" w:eastAsia="Yu Gothic" w:cs="Calibri"/>
+                <w:color w:val="1F2937"/>
+                <w:sz w:val="18"/>
+              </w:rPr>
+              <w:t>高509 / 中511 / 低511</w:t>
+            </w:r>
+          </w:p>
+        </w:tc>
+        <w:tc>
+          <w:tcPr>
+            <w:tcW w:type="dxa" w:w="1338"/>
+            <w:vAlign w:val="center"/>
+            <w:tcMar>
+              <w:top w:w="80" w:type="dxa"/>
+              <w:start w:w="120" w:type="dxa"/>
+              <w:bottom w:w="80" w:type="dxa"/>
+              <w:end w:w="120" w:type="dxa"/>
+            </w:tcMar>
+          </w:tcPr>
+          <w:p>
+            <w:pPr>
+              <w:spacing w:before="0" w:after="0" w:line="276" w:lineRule="auto"/>
+              <w:jc w:val="left"/>
+            </w:pPr>
+            <w:r>
+              <w:rPr>
+                <w:rFonts w:ascii="Calibri" w:hAnsi="Calibri" w:eastAsia="Yu Gothic" w:cs="Calibri"/>
+                <w:color w:val="1F2937"/>
+                <w:sz w:val="18"/>
+              </w:rPr>
+              <w:t>OK</w:t>
+            </w:r>
+          </w:p>
+        </w:tc>
+      </w:tr>
+      <w:tr>
+        <w:trPr>
+          <w:cantSplit/>
+        </w:trPr>
+        <w:tc>
+          <w:tcPr>
+            <w:tcW w:type="dxa" w:w="2507"/>
+            <w:vAlign w:val="center"/>
+            <w:tcMar>
+              <w:top w:w="80" w:type="dxa"/>
+              <w:start w:w="120" w:type="dxa"/>
+              <w:bottom w:w="80" w:type="dxa"/>
+              <w:end w:w="120" w:type="dxa"/>
+            </w:tcMar>
+          </w:tcPr>
+          <w:p>
+            <w:pPr>
+              <w:spacing w:before="0" w:after="0" w:line="276" w:lineRule="auto"/>
+              <w:jc w:val="left"/>
+            </w:pPr>
+            <w:r>
+              <w:rPr>
+                <w:rFonts w:ascii="Calibri" w:hAnsi="Calibri" w:eastAsia="Yu Gothic" w:cs="Calibri"/>
+                <w:color w:val="1F2937"/>
+                <w:sz w:val="18"/>
+              </w:rPr>
+              <w:t>三すくみの向き</w:t>
+            </w:r>
+          </w:p>
+        </w:tc>
+        <w:tc>
+          <w:tcPr>
+            <w:tcW w:type="dxa" w:w="1838"/>
+            <w:vAlign w:val="center"/>
+            <w:tcMar>
+              <w:top w:w="80" w:type="dxa"/>
+              <w:start w:w="120" w:type="dxa"/>
+              <w:bottom w:w="80" w:type="dxa"/>
+              <w:end w:w="120" w:type="dxa"/>
+            </w:tcMar>
+          </w:tcPr>
+          <w:p>
+            <w:pPr>
+              <w:spacing w:before="0" w:after="0" w:line="276" w:lineRule="auto"/>
+              <w:jc w:val="left"/>
+            </w:pPr>
+            <w:r>
+              <w:rPr>
+                <w:rFonts w:ascii="Calibri" w:hAnsi="Calibri" w:eastAsia="Yu Gothic" w:cs="Calibri"/>
+                <w:color w:val="1F2937"/>
+                <w:sz w:val="18"/>
+              </w:rPr>
+              <w:t>3方向とも成立</w:t>
+            </w:r>
+          </w:p>
+        </w:tc>
+        <w:tc>
+          <w:tcPr>
+            <w:tcW w:type="dxa" w:w="3677"/>
+            <w:vAlign w:val="center"/>
+            <w:tcMar>
+              <w:top w:w="80" w:type="dxa"/>
+              <w:start w:w="120" w:type="dxa"/>
+              <w:bottom w:w="80" w:type="dxa"/>
+              <w:end w:w="120" w:type="dxa"/>
+            </w:tcMar>
+          </w:tcPr>
+          <w:p>
+            <w:pPr>
+              <w:spacing w:before="0" w:after="0" w:line="276" w:lineRule="auto"/>
+              <w:jc w:val="left"/>
+            </w:pPr>
+            <w:r>
+              <w:rPr>
+                <w:rFonts w:ascii="Calibri" w:hAnsi="Calibri" w:eastAsia="Yu Gothic" w:cs="Calibri"/>
+                <w:color w:val="1F2937"/>
+                <w:sz w:val="18"/>
+              </w:rPr>
+              <w:t>3方向とも成立</w:t>
+            </w:r>
+          </w:p>
+        </w:tc>
+        <w:tc>
+          <w:tcPr>
+            <w:tcW w:type="dxa" w:w="1338"/>
+            <w:vAlign w:val="center"/>
+            <w:tcMar>
+              <w:top w:w="80" w:type="dxa"/>
+              <w:start w:w="120" w:type="dxa"/>
+              <w:bottom w:w="80" w:type="dxa"/>
+              <w:end w:w="120" w:type="dxa"/>
+            </w:tcMar>
+          </w:tcPr>
+          <w:p>
+            <w:pPr>
+              <w:spacing w:before="0" w:after="0" w:line="276" w:lineRule="auto"/>
+              <w:jc w:val="left"/>
+            </w:pPr>
+            <w:r>
+              <w:rPr>
+                <w:rFonts w:ascii="Calibri" w:hAnsi="Calibri" w:eastAsia="Yu Gothic" w:cs="Calibri"/>
+                <w:color w:val="1F2937"/>
+                <w:sz w:val="18"/>
+              </w:rPr>
+              <w:t>OK</w:t>
+            </w:r>
+          </w:p>
+        </w:tc>
+      </w:tr>
+      <w:tr>
+        <w:trPr>
+          <w:cantSplit/>
+        </w:trPr>
+        <w:tc>
+          <w:tcPr>
+            <w:tcW w:type="dxa" w:w="2507"/>
+            <w:vAlign w:val="center"/>
+            <w:tcMar>
+              <w:top w:w="80" w:type="dxa"/>
+              <w:start w:w="120" w:type="dxa"/>
+              <w:bottom w:w="80" w:type="dxa"/>
+              <w:end w:w="120" w:type="dxa"/>
+            </w:tcMar>
+          </w:tcPr>
+          <w:p>
+            <w:pPr>
+              <w:spacing w:before="0" w:after="0" w:line="276" w:lineRule="auto"/>
+              <w:jc w:val="left"/>
+            </w:pPr>
+            <w:r>
+              <w:rPr>
+                <w:rFonts w:ascii="Calibri" w:hAnsi="Calibri" w:eastAsia="Yu Gothic" w:cs="Calibri"/>
+                <w:color w:val="1F2937"/>
+                <w:sz w:val="18"/>
+              </w:rPr>
+              <w:t>三すくみの効き幅</w:t>
+            </w:r>
+          </w:p>
+        </w:tc>
+        <w:tc>
+          <w:tcPr>
+            <w:tcW w:type="dxa" w:w="1838"/>
+            <w:vAlign w:val="center"/>
+            <w:tcMar>
+              <w:top w:w="80" w:type="dxa"/>
+              <w:start w:w="120" w:type="dxa"/>
+              <w:bottom w:w="80" w:type="dxa"/>
+              <w:end w:w="120" w:type="dxa"/>
+            </w:tcMar>
+          </w:tcPr>
+          <w:p>
+            <w:pPr>
+              <w:spacing w:before="0" w:after="0" w:line="276" w:lineRule="auto"/>
+              <w:jc w:val="left"/>
+            </w:pPr>
+            <w:r>
+              <w:rPr>
+                <w:rFonts w:ascii="Calibri" w:hAnsi="Calibri" w:eastAsia="Yu Gothic" w:cs="Calibri"/>
+                <w:color w:val="1F2937"/>
+                <w:sz w:val="18"/>
+              </w:rPr>
+              <w:t>不利側にも勝ち目がある</w:t>
+            </w:r>
+          </w:p>
+        </w:tc>
+        <w:tc>
+          <w:tcPr>
+            <w:tcW w:type="dxa" w:w="3677"/>
+            <w:vAlign w:val="center"/>
+            <w:tcMar>
+              <w:top w:w="80" w:type="dxa"/>
+              <w:start w:w="120" w:type="dxa"/>
+              <w:bottom w:w="80" w:type="dxa"/>
+              <w:end w:w="120" w:type="dxa"/>
+            </w:tcMar>
+          </w:tcPr>
+          <w:p>
+            <w:pPr>
+              <w:spacing w:before="0" w:after="0" w:line="276" w:lineRule="auto"/>
+              <w:jc w:val="left"/>
+            </w:pPr>
+            <w:r>
+              <w:rPr>
+                <w:rFonts w:ascii="Calibri" w:hAnsi="Calibri" w:eastAsia="Yu Gothic" w:cs="Calibri"/>
+                <w:color w:val="1F2937"/>
+                <w:sz w:val="18"/>
+              </w:rPr>
+              <w:t>有利側が100%勝利</w:t>
+            </w:r>
+          </w:p>
+        </w:tc>
+        <w:tc>
+          <w:tcPr>
+            <w:tcW w:type="dxa" w:w="1338"/>
+            <w:vAlign w:val="center"/>
+            <w:tcMar>
+              <w:top w:w="80" w:type="dxa"/>
+              <w:start w:w="120" w:type="dxa"/>
+              <w:bottom w:w="80" w:type="dxa"/>
+              <w:end w:w="120" w:type="dxa"/>
+            </w:tcMar>
+          </w:tcPr>
+          <w:p>
+            <w:pPr>
+              <w:spacing w:before="0" w:after="0" w:line="276" w:lineRule="auto"/>
+              <w:jc w:val="left"/>
+            </w:pPr>
+            <w:r>
+              <w:rPr>
+                <w:rFonts w:ascii="Calibri" w:hAnsi="Calibri" w:eastAsia="Yu Gothic" w:cs="Calibri"/>
+                <w:b/>
+                <w:color w:val="1F2937"/>
+                <w:sz w:val="18"/>
+              </w:rPr>
+              <w:t>NG</w:t>
+            </w:r>
+            <w:r>
+              <w:rPr>
+                <w:rFonts w:ascii="Calibri" w:hAnsi="Calibri" w:eastAsia="Yu Gothic" w:cs="Calibri"/>
+                <w:color w:val="1F2937"/>
+                <w:sz w:val="18"/>
+              </w:rPr>
+              <w:t>（§5.3）</w:t>
+            </w:r>
+          </w:p>
+        </w:tc>
+      </w:tr>
+      <w:tr>
+        <w:trPr>
+          <w:cantSplit/>
+        </w:trPr>
+        <w:tc>
+          <w:tcPr>
+            <w:tcW w:type="dxa" w:w="2507"/>
+            <w:vAlign w:val="center"/>
+            <w:tcMar>
+              <w:top w:w="80" w:type="dxa"/>
+              <w:start w:w="120" w:type="dxa"/>
+              <w:bottom w:w="80" w:type="dxa"/>
+              <w:end w:w="120" w:type="dxa"/>
+            </w:tcMar>
+          </w:tcPr>
+          <w:p>
+            <w:pPr>
+              <w:spacing w:before="0" w:after="0" w:line="276" w:lineRule="auto"/>
+              <w:jc w:val="left"/>
+            </w:pPr>
+            <w:r>
+              <w:rPr>
+                <w:rFonts w:ascii="Calibri" w:hAnsi="Calibri" w:eastAsia="Yu Gothic" w:cs="Calibri"/>
+                <w:color w:val="1F2937"/>
+                <w:sz w:val="18"/>
+              </w:rPr>
+              <w:t>総大将の後衛配置率</w:t>
+            </w:r>
+          </w:p>
+        </w:tc>
+        <w:tc>
+          <w:tcPr>
+            <w:tcW w:type="dxa" w:w="1838"/>
+            <w:vAlign w:val="center"/>
+            <w:tcMar>
+              <w:top w:w="80" w:type="dxa"/>
+              <w:start w:w="120" w:type="dxa"/>
+              <w:bottom w:w="80" w:type="dxa"/>
+              <w:end w:w="120" w:type="dxa"/>
+            </w:tcMar>
+          </w:tcPr>
+          <w:p>
+            <w:pPr>
+              <w:spacing w:before="0" w:after="0" w:line="276" w:lineRule="auto"/>
+              <w:jc w:val="left"/>
+            </w:pPr>
+            <w:r>
+              <w:rPr>
+                <w:rFonts w:ascii="Calibri" w:hAnsi="Calibri" w:eastAsia="Yu Gothic" w:cs="Calibri"/>
+                <w:color w:val="1F2937"/>
+                <w:sz w:val="18"/>
+              </w:rPr>
+              <w:t>85%以下</w:t>
+            </w:r>
+          </w:p>
+        </w:tc>
+        <w:tc>
+          <w:tcPr>
+            <w:tcW w:type="dxa" w:w="3677"/>
+            <w:vAlign w:val="center"/>
+            <w:tcMar>
+              <w:top w:w="80" w:type="dxa"/>
+              <w:start w:w="120" w:type="dxa"/>
+              <w:bottom w:w="80" w:type="dxa"/>
+              <w:end w:w="120" w:type="dxa"/>
+            </w:tcMar>
+          </w:tcPr>
+          <w:p>
+            <w:pPr>
+              <w:spacing w:before="0" w:after="0" w:line="276" w:lineRule="auto"/>
+              <w:jc w:val="left"/>
+            </w:pPr>
+            <w:r>
+              <w:rPr>
+                <w:rFonts w:ascii="Calibri" w:hAnsi="Calibri" w:eastAsia="Yu Gothic" w:cs="Calibri"/>
+                <w:color w:val="1F2937"/>
+                <w:sz w:val="18"/>
+              </w:rPr>
+              <w:t>後衛配置が +17pt 有利</w:t>
+            </w:r>
+          </w:p>
+        </w:tc>
+        <w:tc>
+          <w:tcPr>
+            <w:tcW w:type="dxa" w:w="1338"/>
+            <w:vAlign w:val="center"/>
+            <w:tcMar>
+              <w:top w:w="80" w:type="dxa"/>
+              <w:start w:w="120" w:type="dxa"/>
+              <w:bottom w:w="80" w:type="dxa"/>
+              <w:end w:w="120" w:type="dxa"/>
+            </w:tcMar>
+          </w:tcPr>
+          <w:p>
+            <w:pPr>
+              <w:spacing w:before="0" w:after="0" w:line="276" w:lineRule="auto"/>
+              <w:jc w:val="left"/>
+            </w:pPr>
+            <w:r>
+              <w:rPr>
+                <w:rFonts w:ascii="Calibri" w:hAnsi="Calibri" w:eastAsia="Yu Gothic" w:cs="Calibri"/>
+                <w:b/>
+                <w:color w:val="1F2937"/>
+                <w:sz w:val="18"/>
+              </w:rPr>
+              <w:t>NG</w:t>
+            </w:r>
+            <w:r>
+              <w:rPr>
+                <w:rFonts w:ascii="Calibri" w:hAnsi="Calibri" w:eastAsia="Yu Gothic" w:cs="Calibri"/>
+                <w:color w:val="1F2937"/>
+                <w:sz w:val="18"/>
+              </w:rPr>
+              <w:t>（§4.2）</w:t>
+            </w:r>
+          </w:p>
+        </w:tc>
+      </w:tr>
+    </w:tbl>
+    <w:p>
+      <w:pPr>
+        <w:spacing w:after="120"/>
+      </w:pPr>
+    </w:p>
+    <w:p>
+      <w:pPr>
+        <w:spacing w:before="0" w:after="120" w:line="300" w:lineRule="auto"/>
+      </w:pPr>
+      <w:r>
+        <w:rPr>
+          <w:rFonts w:ascii="Calibri" w:hAnsi="Calibri" w:eastAsia="Yu Gothic" w:cs="Calibri"/>
+          <w:color w:val="1F2937"/>
+          <w:sz w:val="22"/>
+        </w:rPr>
+        <w:t>決着理由の内訳は 総大将撤退88% / 時間切れ11% / 同時成立0%。総大将撤退が大半を占めるのは、</w:t>
+      </w:r>
+    </w:p>
+    <w:p>
+      <w:pPr>
+        <w:spacing w:before="0" w:after="120" w:line="300" w:lineRule="auto"/>
+      </w:pPr>
+      <w:r>
+        <w:rPr>
+          <w:rFonts w:ascii="Calibri" w:hAnsi="Calibri" w:eastAsia="Yu Gothic" w:cs="Calibri"/>
+          <w:color w:val="1F2937"/>
+          <w:sz w:val="22"/>
+        </w:rPr>
+        <w:t>6人のうち1人が総大将である以上、総大将が最後まで残る確率が約17%しかないためであり、構造上妥当である。</w:t>
+      </w:r>
     </w:p>
     <w:p>
       <w:pPr>

--- a/docs/spec/三国志部隊対戦シミュレーション_コンセプト仕様v0.3.docx
+++ b/docs/spec/三国志部隊対戦シミュレーション_コンセプト仕様v0.3.docx
@@ -3098,6 +3098,224 @@
                 <w:sz w:val="18"/>
               </w:rPr>
               <w:t>未解決</w:t>
+            </w:r>
+          </w:p>
+        </w:tc>
+      </w:tr>
+      <w:tr>
+        <w:trPr>
+          <w:cantSplit/>
+        </w:trPr>
+        <w:tc>
+          <w:tcPr>
+            <w:tcW w:type="dxa" w:w="760"/>
+            <w:vAlign w:val="center"/>
+            <w:tcMar>
+              <w:top w:w="80" w:type="dxa"/>
+              <w:start w:w="120" w:type="dxa"/>
+              <w:bottom w:w="80" w:type="dxa"/>
+              <w:end w:w="120" w:type="dxa"/>
+            </w:tcMar>
+          </w:tcPr>
+          <w:p>
+            <w:pPr>
+              <w:spacing w:before="0" w:after="0" w:line="276" w:lineRule="auto"/>
+              <w:jc w:val="left"/>
+            </w:pPr>
+            <w:r>
+              <w:rPr>
+                <w:rFonts w:ascii="Calibri" w:hAnsi="Calibri" w:eastAsia="Yu Gothic" w:cs="Calibri"/>
+                <w:color w:val="1F2937"/>
+                <w:sz w:val="18"/>
+              </w:rPr>
+              <w:t>11</w:t>
+            </w:r>
+          </w:p>
+        </w:tc>
+        <w:tc>
+          <w:tcPr>
+            <w:tcW w:type="dxa" w:w="3002"/>
+            <w:vAlign w:val="center"/>
+            <w:tcMar>
+              <w:top w:w="80" w:type="dxa"/>
+              <w:start w:w="120" w:type="dxa"/>
+              <w:bottom w:w="80" w:type="dxa"/>
+              <w:end w:w="120" w:type="dxa"/>
+            </w:tcMar>
+          </w:tcPr>
+          <w:p>
+            <w:pPr>
+              <w:spacing w:before="0" w:after="0" w:line="276" w:lineRule="auto"/>
+              <w:jc w:val="left"/>
+            </w:pPr>
+            <w:r>
+              <w:rPr>
+                <w:rFonts w:ascii="Calibri" w:hAnsi="Calibri" w:eastAsia="Yu Gothic" w:cs="Calibri"/>
+                <w:color w:val="1F2937"/>
+                <w:sz w:val="18"/>
+              </w:rPr>
+              <w:t>§4.6 の採用率指標が絶対値（30%）で定義されており、プール規模が変わると意味が変わる。24枚では均等でも25%になり測定できない。</w:t>
+            </w:r>
+          </w:p>
+        </w:tc>
+        <w:tc>
+          <w:tcPr>
+            <w:tcW w:type="dxa" w:w="3002"/>
+            <w:vAlign w:val="center"/>
+            <w:tcMar>
+              <w:top w:w="80" w:type="dxa"/>
+              <w:start w:w="120" w:type="dxa"/>
+              <w:bottom w:w="80" w:type="dxa"/>
+              <w:end w:w="120" w:type="dxa"/>
+            </w:tcMar>
+          </w:tcPr>
+          <w:p>
+            <w:pPr>
+              <w:spacing w:before="0" w:after="0" w:line="276" w:lineRule="auto"/>
+              <w:jc w:val="left"/>
+            </w:pPr>
+            <w:r>
+              <w:rPr>
+                <w:rFonts w:ascii="Calibri" w:hAnsi="Calibri" w:eastAsia="Yu Gothic" w:cs="Calibri"/>
+                <w:color w:val="1F2937"/>
+                <w:sz w:val="18"/>
+              </w:rPr>
+              <w:t>全レギュレーションで上限超過7-9枚</w:t>
+            </w:r>
+          </w:p>
+        </w:tc>
+        <w:tc>
+          <w:tcPr>
+            <w:tcW w:type="dxa" w:w="2596"/>
+            <w:vAlign w:val="center"/>
+            <w:tcMar>
+              <w:top w:w="80" w:type="dxa"/>
+              <w:start w:w="120" w:type="dxa"/>
+              <w:bottom w:w="80" w:type="dxa"/>
+              <w:end w:w="120" w:type="dxa"/>
+            </w:tcMar>
+          </w:tcPr>
+          <w:p>
+            <w:pPr>
+              <w:spacing w:before="0" w:after="0" w:line="276" w:lineRule="auto"/>
+              <w:jc w:val="left"/>
+            </w:pPr>
+            <w:r>
+              <w:rPr>
+                <w:rFonts w:ascii="Calibri" w:hAnsi="Calibri" w:eastAsia="Yu Gothic" w:cs="Calibri"/>
+                <w:color w:val="1F2937"/>
+                <w:sz w:val="18"/>
+              </w:rPr>
+              <w:t>基準値（6÷採用可能枚数）に対する倍率で定義し直した（§4.6）。</w:t>
+            </w:r>
+          </w:p>
+        </w:tc>
+      </w:tr>
+      <w:tr>
+        <w:trPr>
+          <w:cantSplit/>
+        </w:trPr>
+        <w:tc>
+          <w:tcPr>
+            <w:tcW w:type="dxa" w:w="760"/>
+            <w:vAlign w:val="center"/>
+            <w:tcMar>
+              <w:top w:w="80" w:type="dxa"/>
+              <w:start w:w="120" w:type="dxa"/>
+              <w:bottom w:w="80" w:type="dxa"/>
+              <w:end w:w="120" w:type="dxa"/>
+            </w:tcMar>
+          </w:tcPr>
+          <w:p>
+            <w:pPr>
+              <w:spacing w:before="0" w:after="0" w:line="276" w:lineRule="auto"/>
+              <w:jc w:val="left"/>
+            </w:pPr>
+            <w:r>
+              <w:rPr>
+                <w:rFonts w:ascii="Calibri" w:hAnsi="Calibri" w:eastAsia="Yu Gothic" w:cs="Calibri"/>
+                <w:color w:val="1F2937"/>
+                <w:sz w:val="18"/>
+              </w:rPr>
+              <w:t>12</w:t>
+            </w:r>
+          </w:p>
+        </w:tc>
+        <w:tc>
+          <w:tcPr>
+            <w:tcW w:type="dxa" w:w="3002"/>
+            <w:vAlign w:val="center"/>
+            <w:tcMar>
+              <w:top w:w="80" w:type="dxa"/>
+              <w:start w:w="120" w:type="dxa"/>
+              <w:bottom w:w="80" w:type="dxa"/>
+              <w:end w:w="120" w:type="dxa"/>
+            </w:tcMar>
+          </w:tcPr>
+          <w:p>
+            <w:pPr>
+              <w:spacing w:before="0" w:after="0" w:line="276" w:lineRule="auto"/>
+              <w:jc w:val="left"/>
+            </w:pPr>
+            <w:r>
+              <w:rPr>
+                <w:rFonts w:ascii="Calibri" w:hAnsi="Calibri" w:eastAsia="Yu Gothic" w:cs="Calibri"/>
+                <w:color w:val="1F2937"/>
+                <w:sz w:val="18"/>
+              </w:rPr>
+              <w:t>低コスト戦で最安札が採用率100%の確定枠になっている。</w:t>
+            </w:r>
+          </w:p>
+        </w:tc>
+        <w:tc>
+          <w:tcPr>
+            <w:tcW w:type="dxa" w:w="3002"/>
+            <w:vAlign w:val="center"/>
+            <w:tcMar>
+              <w:top w:w="80" w:type="dxa"/>
+              <w:start w:w="120" w:type="dxa"/>
+              <w:bottom w:w="80" w:type="dxa"/>
+              <w:end w:w="120" w:type="dxa"/>
+            </w:tcMar>
+          </w:tcPr>
+          <w:p>
+            <w:pPr>
+              <w:spacing w:before="0" w:after="0" w:line="276" w:lineRule="auto"/>
+              <w:jc w:val="left"/>
+            </w:pPr>
+            <w:r>
+              <w:rPr>
+                <w:rFonts w:ascii="Calibri" w:hAnsi="Calibri" w:eastAsia="Yu Gothic" w:cs="Calibri"/>
+                <w:color w:val="1F2937"/>
+                <w:sz w:val="18"/>
+              </w:rPr>
+              <w:t>樊建（コスト1）100% / 潘璋（コスト2）100%</w:t>
+            </w:r>
+          </w:p>
+        </w:tc>
+        <w:tc>
+          <w:tcPr>
+            <w:tcW w:type="dxa" w:w="2596"/>
+            <w:vAlign w:val="center"/>
+            <w:tcMar>
+              <w:top w:w="80" w:type="dxa"/>
+              <w:start w:w="120" w:type="dxa"/>
+              <w:bottom w:w="80" w:type="dxa"/>
+              <w:end w:w="120" w:type="dxa"/>
+            </w:tcMar>
+          </w:tcPr>
+          <w:p>
+            <w:pPr>
+              <w:spacing w:before="0" w:after="0" w:line="276" w:lineRule="auto"/>
+              <w:jc w:val="left"/>
+            </w:pPr>
+            <w:r>
+              <w:rPr>
+                <w:rFonts w:ascii="Calibri" w:hAnsi="Calibri" w:eastAsia="Yu Gothic" w:cs="Calibri"/>
+                <w:color w:val="1F2937"/>
+                <w:sz w:val="18"/>
+              </w:rPr>
+              <w:t>低コスト帯の札を厚くする。§4.4 の未決「コスト値ごとの配置枚数」で扱う。</w:t>
             </w:r>
           </w:p>
         </w:tc>
@@ -9137,10 +9355,10 @@
         </w:tblBorders>
       </w:tblPr>
       <w:tblGrid>
-        <w:gridCol w:w="3565"/>
-        <w:gridCol w:w="1782"/>
-        <w:gridCol w:w="1782"/>
-        <w:gridCol w:w="2231"/>
+        <w:gridCol w:w="2415"/>
+        <w:gridCol w:w="1207"/>
+        <w:gridCol w:w="1207"/>
+        <w:gridCol w:w="4531"/>
       </w:tblGrid>
       <w:tr>
         <w:trPr>
@@ -9149,7 +9367,7 @@
         </w:trPr>
         <w:tc>
           <w:tcPr>
-            <w:tcW w:type="dxa" w:w="3565"/>
+            <w:tcW w:type="dxa" w:w="2415"/>
             <w:shd w:fill="E8EEF5" w:val="clear"/>
             <w:vAlign w:val="center"/>
             <w:tcMar>
@@ -9177,7 +9395,7 @@
         </w:tc>
         <w:tc>
           <w:tcPr>
-            <w:tcW w:type="dxa" w:w="1782"/>
+            <w:tcW w:type="dxa" w:w="1207"/>
             <w:shd w:fill="E8EEF5" w:val="clear"/>
             <w:vAlign w:val="center"/>
             <w:tcMar>
@@ -9205,7 +9423,7 @@
         </w:tc>
         <w:tc>
           <w:tcPr>
-            <w:tcW w:type="dxa" w:w="1782"/>
+            <w:tcW w:type="dxa" w:w="1207"/>
             <w:shd w:fill="E8EEF5" w:val="clear"/>
             <w:vAlign w:val="center"/>
             <w:tcMar>
@@ -9233,7 +9451,7 @@
         </w:tc>
         <w:tc>
           <w:tcPr>
-            <w:tcW w:type="dxa" w:w="2231"/>
+            <w:tcW w:type="dxa" w:w="4531"/>
             <w:shd w:fill="E8EEF5" w:val="clear"/>
             <w:vAlign w:val="center"/>
             <w:tcMar>
@@ -9266,7 +9484,7 @@
         </w:trPr>
         <w:tc>
           <w:tcPr>
-            <w:tcW w:type="dxa" w:w="3565"/>
+            <w:tcW w:type="dxa" w:w="2415"/>
             <w:vAlign w:val="center"/>
             <w:tcMar>
               <w:top w:w="80" w:type="dxa"/>
@@ -9292,7 +9510,7 @@
         </w:tc>
         <w:tc>
           <w:tcPr>
-            <w:tcW w:type="dxa" w:w="1782"/>
+            <w:tcW w:type="dxa" w:w="1207"/>
             <w:vAlign w:val="center"/>
             <w:tcMar>
               <w:top w:w="80" w:type="dxa"/>
@@ -9318,7 +9536,7 @@
         </w:tc>
         <w:tc>
           <w:tcPr>
-            <w:tcW w:type="dxa" w:w="1782"/>
+            <w:tcW w:type="dxa" w:w="1207"/>
             <w:vAlign w:val="center"/>
             <w:tcMar>
               <w:top w:w="80" w:type="dxa"/>
@@ -9344,7 +9562,7 @@
         </w:tc>
         <w:tc>
           <w:tcPr>
-            <w:tcW w:type="dxa" w:w="2231"/>
+            <w:tcW w:type="dxa" w:w="4531"/>
             <w:vAlign w:val="center"/>
             <w:tcMar>
               <w:top w:w="80" w:type="dxa"/>
@@ -9375,7 +9593,7 @@
         </w:trPr>
         <w:tc>
           <w:tcPr>
-            <w:tcW w:type="dxa" w:w="3565"/>
+            <w:tcW w:type="dxa" w:w="2415"/>
             <w:vAlign w:val="center"/>
             <w:tcMar>
               <w:top w:w="80" w:type="dxa"/>
@@ -9401,7 +9619,7 @@
         </w:tc>
         <w:tc>
           <w:tcPr>
-            <w:tcW w:type="dxa" w:w="1782"/>
+            <w:tcW w:type="dxa" w:w="1207"/>
             <w:vAlign w:val="center"/>
             <w:tcMar>
               <w:top w:w="80" w:type="dxa"/>
@@ -9427,7 +9645,7 @@
         </w:tc>
         <w:tc>
           <w:tcPr>
-            <w:tcW w:type="dxa" w:w="1782"/>
+            <w:tcW w:type="dxa" w:w="1207"/>
             <w:vAlign w:val="center"/>
             <w:tcMar>
               <w:top w:w="80" w:type="dxa"/>
@@ -9453,7 +9671,7 @@
         </w:tc>
         <w:tc>
           <w:tcPr>
-            <w:tcW w:type="dxa" w:w="2231"/>
+            <w:tcW w:type="dxa" w:w="4531"/>
             <w:vAlign w:val="center"/>
             <w:tcMar>
               <w:top w:w="80" w:type="dxa"/>
@@ -9474,6 +9692,115 @@
                 <w:sz w:val="18"/>
               </w:rPr>
               <w:t>+11pt</w:t>
+            </w:r>
+          </w:p>
+        </w:tc>
+      </w:tr>
+      <w:tr>
+        <w:trPr>
+          <w:cantSplit/>
+        </w:trPr>
+        <w:tc>
+          <w:tcPr>
+            <w:tcW w:type="dxa" w:w="2415"/>
+            <w:vAlign w:val="center"/>
+            <w:tcMar>
+              <w:top w:w="80" w:type="dxa"/>
+              <w:start w:w="120" w:type="dxa"/>
+              <w:bottom w:w="80" w:type="dxa"/>
+              <w:end w:w="120" w:type="dxa"/>
+            </w:tcMar>
+          </w:tcPr>
+          <w:p>
+            <w:pPr>
+              <w:spacing w:before="0" w:after="0" w:line="276" w:lineRule="auto"/>
+              <w:jc w:val="left"/>
+            </w:pPr>
+            <w:r>
+              <w:rPr>
+                <w:rFonts w:ascii="Calibri" w:hAnsi="Calibri" w:eastAsia="Yu Gothic" w:cs="Calibri"/>
+                <w:color w:val="1F2937"/>
+                <w:sz w:val="18"/>
+              </w:rPr>
+              <w:t>高コスト戦</w:t>
+            </w:r>
+          </w:p>
+        </w:tc>
+        <w:tc>
+          <w:tcPr>
+            <w:tcW w:type="dxa" w:w="1207"/>
+            <w:vAlign w:val="center"/>
+            <w:tcMar>
+              <w:top w:w="80" w:type="dxa"/>
+              <w:start w:w="120" w:type="dxa"/>
+              <w:bottom w:w="80" w:type="dxa"/>
+              <w:end w:w="120" w:type="dxa"/>
+            </w:tcMar>
+          </w:tcPr>
+          <w:p>
+            <w:pPr>
+              <w:spacing w:before="0" w:after="0" w:line="276" w:lineRule="auto"/>
+              <w:jc w:val="left"/>
+            </w:pPr>
+            <w:r>
+              <w:rPr>
+                <w:rFonts w:ascii="Calibri" w:hAnsi="Calibri" w:eastAsia="Yu Gothic" w:cs="Calibri"/>
+                <w:color w:val="1F2937"/>
+                <w:sz w:val="18"/>
+              </w:rPr>
+              <w:t>99%</w:t>
+            </w:r>
+          </w:p>
+        </w:tc>
+        <w:tc>
+          <w:tcPr>
+            <w:tcW w:type="dxa" w:w="1207"/>
+            <w:vAlign w:val="center"/>
+            <w:tcMar>
+              <w:top w:w="80" w:type="dxa"/>
+              <w:start w:w="120" w:type="dxa"/>
+              <w:bottom w:w="80" w:type="dxa"/>
+              <w:end w:w="120" w:type="dxa"/>
+            </w:tcMar>
+          </w:tcPr>
+          <w:p>
+            <w:pPr>
+              <w:spacing w:before="0" w:after="0" w:line="276" w:lineRule="auto"/>
+              <w:jc w:val="left"/>
+            </w:pPr>
+            <w:r>
+              <w:rPr>
+                <w:rFonts w:ascii="Calibri" w:hAnsi="Calibri" w:eastAsia="Yu Gothic" w:cs="Calibri"/>
+                <w:color w:val="1F2937"/>
+                <w:sz w:val="18"/>
+              </w:rPr>
+              <w:t>100%</w:t>
+            </w:r>
+          </w:p>
+        </w:tc>
+        <w:tc>
+          <w:tcPr>
+            <w:tcW w:type="dxa" w:w="4531"/>
+            <w:vAlign w:val="center"/>
+            <w:tcMar>
+              <w:top w:w="80" w:type="dxa"/>
+              <w:start w:w="120" w:type="dxa"/>
+              <w:bottom w:w="80" w:type="dxa"/>
+              <w:end w:w="120" w:type="dxa"/>
+            </w:tcMar>
+          </w:tcPr>
+          <w:p>
+            <w:pPr>
+              <w:spacing w:before="0" w:after="0" w:line="276" w:lineRule="auto"/>
+              <w:jc w:val="left"/>
+            </w:pPr>
+            <w:r>
+              <w:rPr>
+                <w:rFonts w:ascii="Calibri" w:hAnsi="Calibri" w:eastAsia="Yu Gothic" w:cs="Calibri"/>
+                <w:color w:val="1F2937"/>
+                <w:sz w:val="18"/>
+              </w:rPr>
+              <w:t>+1pt（飽和のため判定不能）</w:t>
             </w:r>
           </w:p>
         </w:tc>
@@ -12078,9 +12405,9 @@
         </w:tblBorders>
       </w:tblPr>
       <w:tblGrid>
-        <w:gridCol w:w="1291"/>
-        <w:gridCol w:w="2582"/>
-        <w:gridCol w:w="5487"/>
+        <w:gridCol w:w="1207"/>
+        <w:gridCol w:w="3019"/>
+        <w:gridCol w:w="5134"/>
       </w:tblGrid>
       <w:tr>
         <w:trPr>
@@ -12089,7 +12416,7 @@
         </w:trPr>
         <w:tc>
           <w:tcPr>
-            <w:tcW w:type="dxa" w:w="1291"/>
+            <w:tcW w:type="dxa" w:w="1207"/>
             <w:shd w:fill="E8EEF5" w:val="clear"/>
             <w:vAlign w:val="center"/>
             <w:tcMar>
@@ -12117,7 +12444,7 @@
         </w:tc>
         <w:tc>
           <w:tcPr>
-            <w:tcW w:type="dxa" w:w="2582"/>
+            <w:tcW w:type="dxa" w:w="3019"/>
             <w:shd w:fill="E8EEF5" w:val="clear"/>
             <w:vAlign w:val="center"/>
             <w:tcMar>
@@ -12145,7 +12472,7 @@
         </w:tc>
         <w:tc>
           <w:tcPr>
-            <w:tcW w:type="dxa" w:w="5487"/>
+            <w:tcW w:type="dxa" w:w="5134"/>
             <w:shd w:fill="E8EEF5" w:val="clear"/>
             <w:vAlign w:val="center"/>
             <w:tcMar>
@@ -12178,7 +12505,7 @@
         </w:trPr>
         <w:tc>
           <w:tcPr>
-            <w:tcW w:type="dxa" w:w="1291"/>
+            <w:tcW w:type="dxa" w:w="1207"/>
             <w:vAlign w:val="center"/>
             <w:tcMar>
               <w:top w:w="80" w:type="dxa"/>
@@ -12204,7 +12531,7 @@
         </w:tc>
         <w:tc>
           <w:tcPr>
-            <w:tcW w:type="dxa" w:w="2582"/>
+            <w:tcW w:type="dxa" w:w="3019"/>
             <w:vAlign w:val="center"/>
             <w:tcMar>
               <w:top w:w="80" w:type="dxa"/>
@@ -12230,7 +12557,7 @@
         </w:tc>
         <w:tc>
           <w:tcPr>
-            <w:tcW w:type="dxa" w:w="5487"/>
+            <w:tcW w:type="dxa" w:w="5134"/>
             <w:vAlign w:val="center"/>
             <w:tcMar>
               <w:top w:w="80" w:type="dxa"/>
@@ -12261,7 +12588,7 @@
         </w:trPr>
         <w:tc>
           <w:tcPr>
-            <w:tcW w:type="dxa" w:w="1291"/>
+            <w:tcW w:type="dxa" w:w="1207"/>
             <w:vAlign w:val="center"/>
             <w:tcMar>
               <w:top w:w="80" w:type="dxa"/>
@@ -12287,53 +12614,70 @@
         </w:tc>
         <w:tc>
           <w:tcPr>
-            <w:tcW w:type="dxa" w:w="2582"/>
-            <w:vAlign w:val="center"/>
-            <w:tcMar>
-              <w:top w:w="80" w:type="dxa"/>
-              <w:start w:w="120" w:type="dxa"/>
-              <w:bottom w:w="80" w:type="dxa"/>
-              <w:end w:w="120" w:type="dxa"/>
-            </w:tcMar>
-          </w:tcPr>
-          <w:p>
-            <w:pPr>
-              <w:spacing w:before="0" w:after="0" w:line="276" w:lineRule="auto"/>
-              <w:jc w:val="left"/>
-            </w:pPr>
-            <w:r>
-              <w:rPr>
-                <w:rFonts w:ascii="Calibri" w:hAnsi="Calibri" w:eastAsia="Yu Gothic" w:cs="Calibri"/>
-                <w:color w:val="1F2937"/>
-                <w:sz w:val="18"/>
-              </w:rPr>
-              <w:t>単一カードで30%以下</w:t>
-            </w:r>
-          </w:p>
-        </w:tc>
-        <w:tc>
-          <w:tcPr>
-            <w:tcW w:type="dxa" w:w="5487"/>
-            <w:vAlign w:val="center"/>
-            <w:tcMar>
-              <w:top w:w="80" w:type="dxa"/>
-              <w:start w:w="120" w:type="dxa"/>
-              <w:bottom w:w="80" w:type="dxa"/>
-              <w:end w:w="120" w:type="dxa"/>
-            </w:tcMar>
-          </w:tcPr>
-          <w:p>
-            <w:pPr>
-              <w:spacing w:before="0" w:after="0" w:line="276" w:lineRule="auto"/>
-              <w:jc w:val="left"/>
-            </w:pPr>
-            <w:r>
-              <w:rPr>
-                <w:rFonts w:ascii="Calibri" w:hAnsi="Calibri" w:eastAsia="Yu Gothic" w:cs="Calibri"/>
-                <w:color w:val="1F2937"/>
-                <w:sz w:val="18"/>
-              </w:rPr>
-              <w:t>同コスト帯内での採用シェア。超過は実質的な上位互換の存在を示す。</w:t>
+            <w:tcW w:type="dxa" w:w="3019"/>
+            <w:vAlign w:val="center"/>
+            <w:tcMar>
+              <w:top w:w="80" w:type="dxa"/>
+              <w:start w:w="120" w:type="dxa"/>
+              <w:bottom w:w="80" w:type="dxa"/>
+              <w:end w:w="120" w:type="dxa"/>
+            </w:tcMar>
+          </w:tcPr>
+          <w:p>
+            <w:pPr>
+              <w:spacing w:before="0" w:after="0" w:line="276" w:lineRule="auto"/>
+              <w:jc w:val="left"/>
+            </w:pPr>
+            <w:r>
+              <w:rPr>
+                <w:rFonts w:ascii="Calibri" w:hAnsi="Calibri" w:eastAsia="Yu Gothic" w:cs="Calibri"/>
+                <w:color w:val="1F2937"/>
+                <w:sz w:val="18"/>
+              </w:rPr>
+              <w:t>基準値の</w:t>
+            </w:r>
+            <w:r>
+              <w:rPr>
+                <w:rFonts w:ascii="Calibri" w:hAnsi="Calibri" w:eastAsia="Yu Gothic" w:cs="Calibri"/>
+                <w:b/>
+                <w:color w:val="1F2937"/>
+                <w:sz w:val="18"/>
+              </w:rPr>
+              <w:t>2.5倍以下</w:t>
+            </w:r>
+            <w:r>
+              <w:rPr>
+                <w:rFonts w:ascii="Calibri" w:hAnsi="Calibri" w:eastAsia="Yu Gothic" w:cs="Calibri"/>
+                <w:color w:val="1F2937"/>
+                <w:sz w:val="18"/>
+              </w:rPr>
+              <w:t>［v0.3 で改訂］</w:t>
+            </w:r>
+          </w:p>
+        </w:tc>
+        <w:tc>
+          <w:tcPr>
+            <w:tcW w:type="dxa" w:w="5134"/>
+            <w:vAlign w:val="center"/>
+            <w:tcMar>
+              <w:top w:w="80" w:type="dxa"/>
+              <w:start w:w="120" w:type="dxa"/>
+              <w:bottom w:w="80" w:type="dxa"/>
+              <w:end w:w="120" w:type="dxa"/>
+            </w:tcMar>
+          </w:tcPr>
+          <w:p>
+            <w:pPr>
+              <w:spacing w:before="0" w:after="0" w:line="276" w:lineRule="auto"/>
+              <w:jc w:val="left"/>
+            </w:pPr>
+            <w:r>
+              <w:rPr>
+                <w:rFonts w:ascii="Calibri" w:hAnsi="Calibri" w:eastAsia="Yu Gothic" w:cs="Calibri"/>
+                <w:color w:val="1F2937"/>
+                <w:sz w:val="18"/>
+              </w:rPr>
+              <w:t>基準値 = 6 ÷ そのレギュレーションで採用可能な札の枚数。超過は実質的な上位互換の存在を示す。</w:t>
             </w:r>
           </w:p>
         </w:tc>
@@ -12344,7 +12688,7 @@
         </w:trPr>
         <w:tc>
           <w:tcPr>
-            <w:tcW w:type="dxa" w:w="1291"/>
+            <w:tcW w:type="dxa" w:w="1207"/>
             <w:vAlign w:val="center"/>
             <w:tcMar>
               <w:top w:w="80" w:type="dxa"/>
@@ -12370,33 +12714,50 @@
         </w:tc>
         <w:tc>
           <w:tcPr>
-            <w:tcW w:type="dxa" w:w="2582"/>
-            <w:vAlign w:val="center"/>
-            <w:tcMar>
-              <w:top w:w="80" w:type="dxa"/>
-              <w:start w:w="120" w:type="dxa"/>
-              <w:bottom w:w="80" w:type="dxa"/>
-              <w:end w:w="120" w:type="dxa"/>
-            </w:tcMar>
-          </w:tcPr>
-          <w:p>
-            <w:pPr>
-              <w:spacing w:before="0" w:after="0" w:line="276" w:lineRule="auto"/>
-              <w:jc w:val="left"/>
-            </w:pPr>
-            <w:r>
-              <w:rPr>
-                <w:rFonts w:ascii="Calibri" w:hAnsi="Calibri" w:eastAsia="Yu Gothic" w:cs="Calibri"/>
-                <w:color w:val="1F2937"/>
-                <w:sz w:val="18"/>
-              </w:rPr>
-              <w:t>3%以上</w:t>
-            </w:r>
-          </w:p>
-        </w:tc>
-        <w:tc>
-          <w:tcPr>
-            <w:tcW w:type="dxa" w:w="5487"/>
+            <w:tcW w:type="dxa" w:w="3019"/>
+            <w:vAlign w:val="center"/>
+            <w:tcMar>
+              <w:top w:w="80" w:type="dxa"/>
+              <w:start w:w="120" w:type="dxa"/>
+              <w:bottom w:w="80" w:type="dxa"/>
+              <w:end w:w="120" w:type="dxa"/>
+            </w:tcMar>
+          </w:tcPr>
+          <w:p>
+            <w:pPr>
+              <w:spacing w:before="0" w:after="0" w:line="276" w:lineRule="auto"/>
+              <w:jc w:val="left"/>
+            </w:pPr>
+            <w:r>
+              <w:rPr>
+                <w:rFonts w:ascii="Calibri" w:hAnsi="Calibri" w:eastAsia="Yu Gothic" w:cs="Calibri"/>
+                <w:color w:val="1F2937"/>
+                <w:sz w:val="18"/>
+              </w:rPr>
+              <w:t>基準値の</w:t>
+            </w:r>
+            <w:r>
+              <w:rPr>
+                <w:rFonts w:ascii="Calibri" w:hAnsi="Calibri" w:eastAsia="Yu Gothic" w:cs="Calibri"/>
+                <w:b/>
+                <w:color w:val="1F2937"/>
+                <w:sz w:val="18"/>
+              </w:rPr>
+              <w:t>0.3倍以上</w:t>
+            </w:r>
+            <w:r>
+              <w:rPr>
+                <w:rFonts w:ascii="Calibri" w:hAnsi="Calibri" w:eastAsia="Yu Gothic" w:cs="Calibri"/>
+                <w:color w:val="1F2937"/>
+                <w:sz w:val="18"/>
+              </w:rPr>
+              <w:t>［v0.3 で改訂］</w:t>
+            </w:r>
+          </w:p>
+        </w:tc>
+        <w:tc>
+          <w:tcPr>
+            <w:tcW w:type="dxa" w:w="5134"/>
             <w:vAlign w:val="center"/>
             <w:tcMar>
               <w:top w:w="80" w:type="dxa"/>
@@ -12427,7 +12788,7 @@
         </w:trPr>
         <w:tc>
           <w:tcPr>
-            <w:tcW w:type="dxa" w:w="1291"/>
+            <w:tcW w:type="dxa" w:w="1207"/>
             <w:vAlign w:val="center"/>
             <w:tcMar>
               <w:top w:w="80" w:type="dxa"/>
@@ -12453,7 +12814,7 @@
         </w:tc>
         <w:tc>
           <w:tcPr>
-            <w:tcW w:type="dxa" w:w="2582"/>
+            <w:tcW w:type="dxa" w:w="3019"/>
             <w:vAlign w:val="center"/>
             <w:tcMar>
               <w:top w:w="80" w:type="dxa"/>
@@ -12479,7 +12840,7 @@
         </w:tc>
         <w:tc>
           <w:tcPr>
-            <w:tcW w:type="dxa" w:w="5487"/>
+            <w:tcW w:type="dxa" w:w="5134"/>
             <w:vAlign w:val="center"/>
             <w:tcMar>
               <w:top w:w="80" w:type="dxa"/>
@@ -12510,7 +12871,7 @@
         </w:trPr>
         <w:tc>
           <w:tcPr>
-            <w:tcW w:type="dxa" w:w="1291"/>
+            <w:tcW w:type="dxa" w:w="1207"/>
             <w:vAlign w:val="center"/>
             <w:tcMar>
               <w:top w:w="80" w:type="dxa"/>
@@ -12536,7 +12897,7 @@
         </w:tc>
         <w:tc>
           <w:tcPr>
-            <w:tcW w:type="dxa" w:w="2582"/>
+            <w:tcW w:type="dxa" w:w="3019"/>
             <w:vAlign w:val="center"/>
             <w:tcMar>
               <w:top w:w="80" w:type="dxa"/>
@@ -12562,7 +12923,7 @@
         </w:tc>
         <w:tc>
           <w:tcPr>
-            <w:tcW w:type="dxa" w:w="5487"/>
+            <w:tcW w:type="dxa" w:w="5134"/>
             <w:vAlign w:val="center"/>
             <w:tcMar>
               <w:top w:w="80" w:type="dxa"/>
@@ -12593,7 +12954,7 @@
         </w:trPr>
         <w:tc>
           <w:tcPr>
-            <w:tcW w:type="dxa" w:w="1291"/>
+            <w:tcW w:type="dxa" w:w="1207"/>
             <w:vAlign w:val="center"/>
             <w:tcMar>
               <w:top w:w="80" w:type="dxa"/>
@@ -12619,7 +12980,7 @@
         </w:tc>
         <w:tc>
           <w:tcPr>
-            <w:tcW w:type="dxa" w:w="2582"/>
+            <w:tcW w:type="dxa" w:w="3019"/>
             <w:vAlign w:val="center"/>
             <w:tcMar>
               <w:top w:w="80" w:type="dxa"/>
@@ -12645,7 +13006,7 @@
         </w:tc>
         <w:tc>
           <w:tcPr>
-            <w:tcW w:type="dxa" w:w="5487"/>
+            <w:tcW w:type="dxa" w:w="5134"/>
             <w:vAlign w:val="center"/>
             <w:tcMar>
               <w:top w:w="80" w:type="dxa"/>
@@ -12874,10 +13235,10 @@
         </w:tblBorders>
       </w:tblPr>
       <w:tblGrid>
-        <w:gridCol w:w="2507"/>
-        <w:gridCol w:w="1838"/>
-        <w:gridCol w:w="3677"/>
-        <w:gridCol w:w="1338"/>
+        <w:gridCol w:w="2379"/>
+        <w:gridCol w:w="1903"/>
+        <w:gridCol w:w="3490"/>
+        <w:gridCol w:w="1588"/>
       </w:tblGrid>
       <w:tr>
         <w:trPr>
@@ -12886,7 +13247,7 @@
         </w:trPr>
         <w:tc>
           <w:tcPr>
-            <w:tcW w:type="dxa" w:w="2507"/>
+            <w:tcW w:type="dxa" w:w="2379"/>
             <w:shd w:fill="E8EEF5" w:val="clear"/>
             <w:vAlign w:val="center"/>
             <w:tcMar>
@@ -12914,7 +13275,7 @@
         </w:tc>
         <w:tc>
           <w:tcPr>
-            <w:tcW w:type="dxa" w:w="1838"/>
+            <w:tcW w:type="dxa" w:w="1903"/>
             <w:shd w:fill="E8EEF5" w:val="clear"/>
             <w:vAlign w:val="center"/>
             <w:tcMar>
@@ -12942,7 +13303,7 @@
         </w:tc>
         <w:tc>
           <w:tcPr>
-            <w:tcW w:type="dxa" w:w="3677"/>
+            <w:tcW w:type="dxa" w:w="3490"/>
             <w:shd w:fill="E8EEF5" w:val="clear"/>
             <w:vAlign w:val="center"/>
             <w:tcMar>
@@ -12970,7 +13331,7 @@
         </w:tc>
         <w:tc>
           <w:tcPr>
-            <w:tcW w:type="dxa" w:w="1338"/>
+            <w:tcW w:type="dxa" w:w="1588"/>
             <w:shd w:fill="E8EEF5" w:val="clear"/>
             <w:vAlign w:val="center"/>
             <w:tcMar>
@@ -13003,7 +13364,7 @@
         </w:trPr>
         <w:tc>
           <w:tcPr>
-            <w:tcW w:type="dxa" w:w="2507"/>
+            <w:tcW w:type="dxa" w:w="2379"/>
             <w:vAlign w:val="center"/>
             <w:tcMar>
               <w:top w:w="80" w:type="dxa"/>
@@ -13029,7 +13390,7 @@
         </w:tc>
         <w:tc>
           <w:tcPr>
-            <w:tcW w:type="dxa" w:w="1838"/>
+            <w:tcW w:type="dxa" w:w="1903"/>
             <w:vAlign w:val="center"/>
             <w:tcMar>
               <w:top w:w="80" w:type="dxa"/>
@@ -13055,7 +13416,7 @@
         </w:tc>
         <w:tc>
           <w:tcPr>
-            <w:tcW w:type="dxa" w:w="3677"/>
+            <w:tcW w:type="dxa" w:w="3490"/>
             <w:vAlign w:val="center"/>
             <w:tcMar>
               <w:top w:w="80" w:type="dxa"/>
@@ -13081,7 +13442,7 @@
         </w:tc>
         <w:tc>
           <w:tcPr>
-            <w:tcW w:type="dxa" w:w="1338"/>
+            <w:tcW w:type="dxa" w:w="1588"/>
             <w:vAlign w:val="center"/>
             <w:tcMar>
               <w:top w:w="80" w:type="dxa"/>
@@ -13112,7 +13473,7 @@
         </w:trPr>
         <w:tc>
           <w:tcPr>
-            <w:tcW w:type="dxa" w:w="2507"/>
+            <w:tcW w:type="dxa" w:w="2379"/>
             <w:vAlign w:val="center"/>
             <w:tcMar>
               <w:top w:w="80" w:type="dxa"/>
@@ -13138,7 +13499,7 @@
         </w:tc>
         <w:tc>
           <w:tcPr>
-            <w:tcW w:type="dxa" w:w="1838"/>
+            <w:tcW w:type="dxa" w:w="1903"/>
             <w:vAlign w:val="center"/>
             <w:tcMar>
               <w:top w:w="80" w:type="dxa"/>
@@ -13164,7 +13525,7 @@
         </w:tc>
         <w:tc>
           <w:tcPr>
-            <w:tcW w:type="dxa" w:w="3677"/>
+            <w:tcW w:type="dxa" w:w="3490"/>
             <w:vAlign w:val="center"/>
             <w:tcMar>
               <w:top w:w="80" w:type="dxa"/>
@@ -13190,7 +13551,7 @@
         </w:tc>
         <w:tc>
           <w:tcPr>
-            <w:tcW w:type="dxa" w:w="1338"/>
+            <w:tcW w:type="dxa" w:w="1588"/>
             <w:vAlign w:val="center"/>
             <w:tcMar>
               <w:top w:w="80" w:type="dxa"/>
@@ -13221,7 +13582,7 @@
         </w:trPr>
         <w:tc>
           <w:tcPr>
-            <w:tcW w:type="dxa" w:w="2507"/>
+            <w:tcW w:type="dxa" w:w="2379"/>
             <w:vAlign w:val="center"/>
             <w:tcMar>
               <w:top w:w="80" w:type="dxa"/>
@@ -13247,7 +13608,7 @@
         </w:tc>
         <w:tc>
           <w:tcPr>
-            <w:tcW w:type="dxa" w:w="1838"/>
+            <w:tcW w:type="dxa" w:w="1903"/>
             <w:vAlign w:val="center"/>
             <w:tcMar>
               <w:top w:w="80" w:type="dxa"/>
@@ -13273,7 +13634,7 @@
         </w:tc>
         <w:tc>
           <w:tcPr>
-            <w:tcW w:type="dxa" w:w="3677"/>
+            <w:tcW w:type="dxa" w:w="3490"/>
             <w:vAlign w:val="center"/>
             <w:tcMar>
               <w:top w:w="80" w:type="dxa"/>
@@ -13299,7 +13660,7 @@
         </w:tc>
         <w:tc>
           <w:tcPr>
-            <w:tcW w:type="dxa" w:w="1338"/>
+            <w:tcW w:type="dxa" w:w="1588"/>
             <w:vAlign w:val="center"/>
             <w:tcMar>
               <w:top w:w="80" w:type="dxa"/>
@@ -13330,7 +13691,7 @@
         </w:trPr>
         <w:tc>
           <w:tcPr>
-            <w:tcW w:type="dxa" w:w="2507"/>
+            <w:tcW w:type="dxa" w:w="2379"/>
             <w:vAlign w:val="center"/>
             <w:tcMar>
               <w:top w:w="80" w:type="dxa"/>
@@ -13356,7 +13717,7 @@
         </w:tc>
         <w:tc>
           <w:tcPr>
-            <w:tcW w:type="dxa" w:w="1838"/>
+            <w:tcW w:type="dxa" w:w="1903"/>
             <w:vAlign w:val="center"/>
             <w:tcMar>
               <w:top w:w="80" w:type="dxa"/>
@@ -13382,7 +13743,7 @@
         </w:tc>
         <w:tc>
           <w:tcPr>
-            <w:tcW w:type="dxa" w:w="3677"/>
+            <w:tcW w:type="dxa" w:w="3490"/>
             <w:vAlign w:val="center"/>
             <w:tcMar>
               <w:top w:w="80" w:type="dxa"/>
@@ -13408,7 +13769,7 @@
         </w:tc>
         <w:tc>
           <w:tcPr>
-            <w:tcW w:type="dxa" w:w="1338"/>
+            <w:tcW w:type="dxa" w:w="1588"/>
             <w:vAlign w:val="center"/>
             <w:tcMar>
               <w:top w:w="80" w:type="dxa"/>
@@ -13439,7 +13800,7 @@
         </w:trPr>
         <w:tc>
           <w:tcPr>
-            <w:tcW w:type="dxa" w:w="2507"/>
+            <w:tcW w:type="dxa" w:w="2379"/>
             <w:vAlign w:val="center"/>
             <w:tcMar>
               <w:top w:w="80" w:type="dxa"/>
@@ -13465,7 +13826,7 @@
         </w:tc>
         <w:tc>
           <w:tcPr>
-            <w:tcW w:type="dxa" w:w="1838"/>
+            <w:tcW w:type="dxa" w:w="1903"/>
             <w:vAlign w:val="center"/>
             <w:tcMar>
               <w:top w:w="80" w:type="dxa"/>
@@ -13491,7 +13852,7 @@
         </w:tc>
         <w:tc>
           <w:tcPr>
-            <w:tcW w:type="dxa" w:w="3677"/>
+            <w:tcW w:type="dxa" w:w="3490"/>
             <w:vAlign w:val="center"/>
             <w:tcMar>
               <w:top w:w="80" w:type="dxa"/>
@@ -13517,7 +13878,7 @@
         </w:tc>
         <w:tc>
           <w:tcPr>
-            <w:tcW w:type="dxa" w:w="1338"/>
+            <w:tcW w:type="dxa" w:w="1588"/>
             <w:vAlign w:val="center"/>
             <w:tcMar>
               <w:top w:w="80" w:type="dxa"/>
@@ -13548,7 +13909,7 @@
         </w:trPr>
         <w:tc>
           <w:tcPr>
-            <w:tcW w:type="dxa" w:w="2507"/>
+            <w:tcW w:type="dxa" w:w="2379"/>
             <w:vAlign w:val="center"/>
             <w:tcMar>
               <w:top w:w="80" w:type="dxa"/>
@@ -13574,7 +13935,7 @@
         </w:tc>
         <w:tc>
           <w:tcPr>
-            <w:tcW w:type="dxa" w:w="1838"/>
+            <w:tcW w:type="dxa" w:w="1903"/>
             <w:vAlign w:val="center"/>
             <w:tcMar>
               <w:top w:w="80" w:type="dxa"/>
@@ -13600,7 +13961,7 @@
         </w:tc>
         <w:tc>
           <w:tcPr>
-            <w:tcW w:type="dxa" w:w="3677"/>
+            <w:tcW w:type="dxa" w:w="3490"/>
             <w:vAlign w:val="center"/>
             <w:tcMar>
               <w:top w:w="80" w:type="dxa"/>
@@ -13626,7 +13987,7 @@
         </w:tc>
         <w:tc>
           <w:tcPr>
-            <w:tcW w:type="dxa" w:w="1338"/>
+            <w:tcW w:type="dxa" w:w="1588"/>
             <w:vAlign w:val="center"/>
             <w:tcMar>
               <w:top w:w="80" w:type="dxa"/>
@@ -13657,7 +14018,7 @@
         </w:trPr>
         <w:tc>
           <w:tcPr>
-            <w:tcW w:type="dxa" w:w="2507"/>
+            <w:tcW w:type="dxa" w:w="2379"/>
             <w:vAlign w:val="center"/>
             <w:tcMar>
               <w:top w:w="80" w:type="dxa"/>
@@ -13683,7 +14044,7 @@
         </w:tc>
         <w:tc>
           <w:tcPr>
-            <w:tcW w:type="dxa" w:w="1838"/>
+            <w:tcW w:type="dxa" w:w="1903"/>
             <w:vAlign w:val="center"/>
             <w:tcMar>
               <w:top w:w="80" w:type="dxa"/>
@@ -13709,7 +14070,7 @@
         </w:tc>
         <w:tc>
           <w:tcPr>
-            <w:tcW w:type="dxa" w:w="3677"/>
+            <w:tcW w:type="dxa" w:w="3490"/>
             <w:vAlign w:val="center"/>
             <w:tcMar>
               <w:top w:w="80" w:type="dxa"/>
@@ -13735,7 +14096,7 @@
         </w:tc>
         <w:tc>
           <w:tcPr>
-            <w:tcW w:type="dxa" w:w="1338"/>
+            <w:tcW w:type="dxa" w:w="1588"/>
             <w:vAlign w:val="center"/>
             <w:tcMar>
               <w:top w:w="80" w:type="dxa"/>
@@ -13766,7 +14127,7 @@
         </w:trPr>
         <w:tc>
           <w:tcPr>
-            <w:tcW w:type="dxa" w:w="2507"/>
+            <w:tcW w:type="dxa" w:w="2379"/>
             <w:vAlign w:val="center"/>
             <w:tcMar>
               <w:top w:w="80" w:type="dxa"/>
@@ -13792,7 +14153,7 @@
         </w:tc>
         <w:tc>
           <w:tcPr>
-            <w:tcW w:type="dxa" w:w="1838"/>
+            <w:tcW w:type="dxa" w:w="1903"/>
             <w:vAlign w:val="center"/>
             <w:tcMar>
               <w:top w:w="80" w:type="dxa"/>
@@ -13818,7 +14179,7 @@
         </w:tc>
         <w:tc>
           <w:tcPr>
-            <w:tcW w:type="dxa" w:w="3677"/>
+            <w:tcW w:type="dxa" w:w="3490"/>
             <w:vAlign w:val="center"/>
             <w:tcMar>
               <w:top w:w="80" w:type="dxa"/>
@@ -13844,7 +14205,7 @@
         </w:tc>
         <w:tc>
           <w:tcPr>
-            <w:tcW w:type="dxa" w:w="1338"/>
+            <w:tcW w:type="dxa" w:w="1588"/>
             <w:vAlign w:val="center"/>
             <w:tcMar>
               <w:top w:w="80" w:type="dxa"/>
@@ -13884,7 +14245,7 @@
         </w:trPr>
         <w:tc>
           <w:tcPr>
-            <w:tcW w:type="dxa" w:w="2507"/>
+            <w:tcW w:type="dxa" w:w="2379"/>
             <w:vAlign w:val="center"/>
             <w:tcMar>
               <w:top w:w="80" w:type="dxa"/>
@@ -13910,7 +14271,7 @@
         </w:tc>
         <w:tc>
           <w:tcPr>
-            <w:tcW w:type="dxa" w:w="1838"/>
+            <w:tcW w:type="dxa" w:w="1903"/>
             <w:vAlign w:val="center"/>
             <w:tcMar>
               <w:top w:w="80" w:type="dxa"/>
@@ -13936,33 +14297,33 @@
         </w:tc>
         <w:tc>
           <w:tcPr>
-            <w:tcW w:type="dxa" w:w="3677"/>
-            <w:vAlign w:val="center"/>
-            <w:tcMar>
-              <w:top w:w="80" w:type="dxa"/>
-              <w:start w:w="120" w:type="dxa"/>
-              <w:bottom w:w="80" w:type="dxa"/>
-              <w:end w:w="120" w:type="dxa"/>
-            </w:tcMar>
-          </w:tcPr>
-          <w:p>
-            <w:pPr>
-              <w:spacing w:before="0" w:after="0" w:line="276" w:lineRule="auto"/>
-              <w:jc w:val="left"/>
-            </w:pPr>
-            <w:r>
-              <w:rPr>
-                <w:rFonts w:ascii="Calibri" w:hAnsi="Calibri" w:eastAsia="Yu Gothic" w:cs="Calibri"/>
-                <w:color w:val="1F2937"/>
-                <w:sz w:val="18"/>
-              </w:rPr>
-              <w:t>後衛配置が +17pt 有利</w:t>
-            </w:r>
-          </w:p>
-        </w:tc>
-        <w:tc>
-          <w:tcPr>
-            <w:tcW w:type="dxa" w:w="1338"/>
+            <w:tcW w:type="dxa" w:w="3490"/>
+            <w:vAlign w:val="center"/>
+            <w:tcMar>
+              <w:top w:w="80" w:type="dxa"/>
+              <w:start w:w="120" w:type="dxa"/>
+              <w:bottom w:w="80" w:type="dxa"/>
+              <w:end w:w="120" w:type="dxa"/>
+            </w:tcMar>
+          </w:tcPr>
+          <w:p>
+            <w:pPr>
+              <w:spacing w:before="0" w:after="0" w:line="276" w:lineRule="auto"/>
+              <w:jc w:val="left"/>
+            </w:pPr>
+            <w:r>
+              <w:rPr>
+                <w:rFonts w:ascii="Calibri" w:hAnsi="Calibri" w:eastAsia="Yu Gothic" w:cs="Calibri"/>
+                <w:color w:val="1F2937"/>
+                <w:sz w:val="18"/>
+              </w:rPr>
+              <w:t>後衛配置が +17pt 有利（低コスト戦）</w:t>
+            </w:r>
+          </w:p>
+        </w:tc>
+        <w:tc>
+          <w:tcPr>
+            <w:tcW w:type="dxa" w:w="1588"/>
             <w:vAlign w:val="center"/>
             <w:tcMar>
               <w:top w:w="80" w:type="dxa"/>
@@ -13992,6 +14353,115 @@
                 <w:sz w:val="18"/>
               </w:rPr>
               <w:t>（§4.2）</w:t>
+            </w:r>
+          </w:p>
+        </w:tc>
+      </w:tr>
+      <w:tr>
+        <w:trPr>
+          <w:cantSplit/>
+        </w:trPr>
+        <w:tc>
+          <w:tcPr>
+            <w:tcW w:type="dxa" w:w="2379"/>
+            <w:vAlign w:val="center"/>
+            <w:tcMar>
+              <w:top w:w="80" w:type="dxa"/>
+              <w:start w:w="120" w:type="dxa"/>
+              <w:bottom w:w="80" w:type="dxa"/>
+              <w:end w:w="120" w:type="dxa"/>
+            </w:tcMar>
+          </w:tcPr>
+          <w:p>
+            <w:pPr>
+              <w:spacing w:before="0" w:after="0" w:line="276" w:lineRule="auto"/>
+              <w:jc w:val="left"/>
+            </w:pPr>
+            <w:r>
+              <w:rPr>
+                <w:rFonts w:ascii="Calibri" w:hAnsi="Calibri" w:eastAsia="Yu Gothic" w:cs="Calibri"/>
+                <w:color w:val="1F2937"/>
+                <w:sz w:val="18"/>
+              </w:rPr>
+              <w:t>採用率</w:t>
+            </w:r>
+          </w:p>
+        </w:tc>
+        <w:tc>
+          <w:tcPr>
+            <w:tcW w:type="dxa" w:w="1903"/>
+            <w:vAlign w:val="center"/>
+            <w:tcMar>
+              <w:top w:w="80" w:type="dxa"/>
+              <w:start w:w="120" w:type="dxa"/>
+              <w:bottom w:w="80" w:type="dxa"/>
+              <w:end w:w="120" w:type="dxa"/>
+            </w:tcMar>
+          </w:tcPr>
+          <w:p>
+            <w:pPr>
+              <w:spacing w:before="0" w:after="0" w:line="276" w:lineRule="auto"/>
+              <w:jc w:val="left"/>
+            </w:pPr>
+            <w:r>
+              <w:rPr>
+                <w:rFonts w:ascii="Calibri" w:hAnsi="Calibri" w:eastAsia="Yu Gothic" w:cs="Calibri"/>
+                <w:color w:val="1F2937"/>
+                <w:sz w:val="18"/>
+              </w:rPr>
+              <w:t>基準値の0.3〜2.5倍</w:t>
+            </w:r>
+          </w:p>
+        </w:tc>
+        <w:tc>
+          <w:tcPr>
+            <w:tcW w:type="dxa" w:w="3490"/>
+            <w:vAlign w:val="center"/>
+            <w:tcMar>
+              <w:top w:w="80" w:type="dxa"/>
+              <w:start w:w="120" w:type="dxa"/>
+              <w:bottom w:w="80" w:type="dxa"/>
+              <w:end w:w="120" w:type="dxa"/>
+            </w:tcMar>
+          </w:tcPr>
+          <w:p>
+            <w:pPr>
+              <w:spacing w:before="0" w:after="0" w:line="276" w:lineRule="auto"/>
+              <w:jc w:val="left"/>
+            </w:pPr>
+            <w:r>
+              <w:rPr>
+                <w:rFonts w:ascii="Calibri" w:hAnsi="Calibri" w:eastAsia="Yu Gothic" w:cs="Calibri"/>
+                <w:color w:val="1F2937"/>
+                <w:sz w:val="18"/>
+              </w:rPr>
+              <w:t>24枚では測定不能。指標定義を改訂</w:t>
+            </w:r>
+          </w:p>
+        </w:tc>
+        <w:tc>
+          <w:tcPr>
+            <w:tcW w:type="dxa" w:w="1588"/>
+            <w:vAlign w:val="center"/>
+            <w:tcMar>
+              <w:top w:w="80" w:type="dxa"/>
+              <w:start w:w="120" w:type="dxa"/>
+              <w:bottom w:w="80" w:type="dxa"/>
+              <w:end w:w="120" w:type="dxa"/>
+            </w:tcMar>
+          </w:tcPr>
+          <w:p>
+            <w:pPr>
+              <w:spacing w:before="0" w:after="0" w:line="276" w:lineRule="auto"/>
+              <w:jc w:val="left"/>
+            </w:pPr>
+            <w:r>
+              <w:rPr>
+                <w:rFonts w:ascii="Calibri" w:hAnsi="Calibri" w:eastAsia="Yu Gothic" w:cs="Calibri"/>
+                <w:color w:val="1F2937"/>
+                <w:sz w:val="18"/>
+              </w:rPr>
+              <w:t>要再測定（§4.6）</w:t>
             </w:r>
           </w:p>
         </w:tc>
@@ -14026,6 +14496,755 @@
           <w:sz w:val="22"/>
         </w:rPr>
         <w:t>6人のうち1人が総大将である以上、総大将が最後まで残る確率が約17%しかないためであり、構造上妥当である。</w:t>
+      </w:r>
+    </w:p>
+    <w:p>
+      <w:pPr>
+        <w:pStyle w:val="Heading3"/>
+        <w:keepNext/>
+      </w:pPr>
+      <w:r>
+        <w:rPr>
+          <w:rFonts w:ascii="Calibri" w:hAnsi="Calibri" w:eastAsia="Yu Gothic" w:cs="Calibri"/>
+          <w:b/>
+          <w:color w:val="2E74B5"/>
+          <w:sz w:val="23"/>
+        </w:rPr>
+        <w:t>採用率の測定と、指標定義の問題［v0.3 で判明］</w:t>
+      </w:r>
+    </w:p>
+    <w:p>
+      <w:pPr>
+        <w:spacing w:before="0" w:after="120" w:line="300" w:lineRule="auto"/>
+      </w:pPr>
+      <w:r>
+        <w:rPr>
+          <w:rFonts w:ascii="Calibri" w:hAnsi="Calibri" w:eastAsia="Yu Gothic" w:cs="Calibri"/>
+          <w:color w:val="1F2937"/>
+          <w:sz w:val="22"/>
+        </w:rPr>
+        <w:t>v0.2.1 の「採用率が単一カードで30%以下」は</w:t>
+      </w:r>
+      <w:r>
+        <w:rPr>
+          <w:rFonts w:ascii="Calibri" w:hAnsi="Calibri" w:eastAsia="Yu Gothic" w:cs="Calibri"/>
+          <w:b/>
+          <w:color w:val="1F2937"/>
+          <w:sz w:val="22"/>
+        </w:rPr>
+        <w:t>絶対値で定義されているため、プール規模が変わると意味が変わる</w:t>
+      </w:r>
+      <w:r>
+        <w:rPr>
+          <w:rFonts w:ascii="Calibri" w:hAnsi="Calibri" w:eastAsia="Yu Gothic" w:cs="Calibri"/>
+          <w:color w:val="1F2937"/>
+          <w:sz w:val="22"/>
+        </w:rPr>
+        <w:t>。</w:t>
+      </w:r>
+    </w:p>
+    <w:p>
+      <w:pPr>
+        <w:spacing w:before="0" w:after="120" w:line="300" w:lineRule="auto"/>
+      </w:pPr>
+      <w:r>
+        <w:rPr>
+          <w:rFonts w:ascii="Calibri" w:hAnsi="Calibri" w:eastAsia="Yu Gothic" w:cs="Calibri"/>
+          <w:color w:val="1F2937"/>
+          <w:sz w:val="22"/>
+        </w:rPr>
+        <w:t>1部隊が6枠であるため、採用可能な札が N 枚のとき、完全に均等でも採用率は 6÷N になる。</w:t>
+      </w:r>
+    </w:p>
+    <w:tbl>
+      <w:tblPr>
+        <w:tblStyle w:val="TableGrid"/>
+        <w:tblW w:type="dxa" w:w="9360"/>
+        <w:jc w:val="left"/>
+        <w:tblLayout w:type="fixed"/>
+        <w:tblLook w:firstColumn="1" w:firstRow="1" w:lastColumn="0" w:lastRow="0" w:noHBand="0" w:noVBand="1" w:val="04A0"/>
+        <w:tblInd w:w="120" w:type="dxa"/>
+        <w:tblBorders>
+          <w:top w:val="single" w:sz="6" w:space="0" w:color="CBD5E1"/>
+          <w:left w:val="single" w:sz="6" w:space="0" w:color="CBD5E1"/>
+          <w:bottom w:val="single" w:sz="6" w:space="0" w:color="CBD5E1"/>
+          <w:right w:val="single" w:sz="6" w:space="0" w:color="CBD5E1"/>
+          <w:insideH w:val="single" w:sz="6" w:space="0" w:color="CBD5E1"/>
+          <w:insideV w:val="single" w:sz="6" w:space="0" w:color="CBD5E1"/>
+        </w:tblBorders>
+      </w:tblPr>
+      <w:tblGrid>
+        <w:gridCol w:w="3794"/>
+        <w:gridCol w:w="1770"/>
+        <w:gridCol w:w="3796"/>
+      </w:tblGrid>
+      <w:tr>
+        <w:trPr>
+          <w:tblHeader w:val="true"/>
+          <w:cantSplit/>
+        </w:trPr>
+        <w:tc>
+          <w:tcPr>
+            <w:tcW w:type="dxa" w:w="3794"/>
+            <w:shd w:fill="E8EEF5" w:val="clear"/>
+            <w:vAlign w:val="center"/>
+            <w:tcMar>
+              <w:top w:w="80" w:type="dxa"/>
+              <w:start w:w="120" w:type="dxa"/>
+              <w:bottom w:w="80" w:type="dxa"/>
+              <w:end w:w="120" w:type="dxa"/>
+            </w:tcMar>
+          </w:tcPr>
+          <w:p>
+            <w:pPr>
+              <w:spacing w:before="0" w:after="0" w:line="276" w:lineRule="auto"/>
+              <w:jc w:val="left"/>
+            </w:pPr>
+            <w:r>
+              <w:rPr>
+                <w:rFonts w:ascii="Calibri" w:hAnsi="Calibri" w:eastAsia="Yu Gothic" w:cs="Calibri"/>
+                <w:b/>
+                <w:color w:val="1F4D78"/>
+                <w:sz w:val="18"/>
+              </w:rPr>
+              <w:t>プール規模</w:t>
+            </w:r>
+          </w:p>
+        </w:tc>
+        <w:tc>
+          <w:tcPr>
+            <w:tcW w:type="dxa" w:w="1770"/>
+            <w:shd w:fill="E8EEF5" w:val="clear"/>
+            <w:vAlign w:val="center"/>
+            <w:tcMar>
+              <w:top w:w="80" w:type="dxa"/>
+              <w:start w:w="120" w:type="dxa"/>
+              <w:bottom w:w="80" w:type="dxa"/>
+              <w:end w:w="120" w:type="dxa"/>
+            </w:tcMar>
+          </w:tcPr>
+          <w:p>
+            <w:pPr>
+              <w:spacing w:before="0" w:after="0" w:line="276" w:lineRule="auto"/>
+              <w:jc w:val="left"/>
+            </w:pPr>
+            <w:r>
+              <w:rPr>
+                <w:rFonts w:ascii="Calibri" w:hAnsi="Calibri" w:eastAsia="Yu Gothic" w:cs="Calibri"/>
+                <w:b/>
+                <w:color w:val="1F4D78"/>
+                <w:sz w:val="18"/>
+              </w:rPr>
+              <w:t>均等時の採用率</w:t>
+            </w:r>
+          </w:p>
+        </w:tc>
+        <w:tc>
+          <w:tcPr>
+            <w:tcW w:type="dxa" w:w="3796"/>
+            <w:shd w:fill="E8EEF5" w:val="clear"/>
+            <w:vAlign w:val="center"/>
+            <w:tcMar>
+              <w:top w:w="80" w:type="dxa"/>
+              <w:start w:w="120" w:type="dxa"/>
+              <w:bottom w:w="80" w:type="dxa"/>
+              <w:end w:w="120" w:type="dxa"/>
+            </w:tcMar>
+          </w:tcPr>
+          <w:p>
+            <w:pPr>
+              <w:spacing w:before="0" w:after="0" w:line="276" w:lineRule="auto"/>
+              <w:jc w:val="left"/>
+            </w:pPr>
+            <w:r>
+              <w:rPr>
+                <w:rFonts w:ascii="Calibri" w:hAnsi="Calibri" w:eastAsia="Yu Gothic" w:cs="Calibri"/>
+                <w:b/>
+                <w:color w:val="1F4D78"/>
+                <w:sz w:val="18"/>
+              </w:rPr>
+              <w:t>絶対30%の意味</w:t>
+            </w:r>
+          </w:p>
+        </w:tc>
+      </w:tr>
+      <w:tr>
+        <w:trPr>
+          <w:cantSplit/>
+        </w:trPr>
+        <w:tc>
+          <w:tcPr>
+            <w:tcW w:type="dxa" w:w="3794"/>
+            <w:vAlign w:val="center"/>
+            <w:tcMar>
+              <w:top w:w="80" w:type="dxa"/>
+              <w:start w:w="120" w:type="dxa"/>
+              <w:bottom w:w="80" w:type="dxa"/>
+              <w:end w:w="120" w:type="dxa"/>
+            </w:tcMar>
+          </w:tcPr>
+          <w:p>
+            <w:pPr>
+              <w:spacing w:before="0" w:after="0" w:line="276" w:lineRule="auto"/>
+              <w:jc w:val="left"/>
+            </w:pPr>
+            <w:r>
+              <w:rPr>
+                <w:rFonts w:ascii="Calibri" w:hAnsi="Calibri" w:eastAsia="Yu Gothic" w:cs="Calibri"/>
+                <w:color w:val="1F2937"/>
+                <w:sz w:val="18"/>
+              </w:rPr>
+              <w:t>24枚（v0.3 の検証）</w:t>
+            </w:r>
+          </w:p>
+        </w:tc>
+        <w:tc>
+          <w:tcPr>
+            <w:tcW w:type="dxa" w:w="1770"/>
+            <w:vAlign w:val="center"/>
+            <w:tcMar>
+              <w:top w:w="80" w:type="dxa"/>
+              <w:start w:w="120" w:type="dxa"/>
+              <w:bottom w:w="80" w:type="dxa"/>
+              <w:end w:w="120" w:type="dxa"/>
+            </w:tcMar>
+          </w:tcPr>
+          <w:p>
+            <w:pPr>
+              <w:spacing w:before="0" w:after="0" w:line="276" w:lineRule="auto"/>
+              <w:jc w:val="left"/>
+            </w:pPr>
+            <w:r>
+              <w:rPr>
+                <w:rFonts w:ascii="Calibri" w:hAnsi="Calibri" w:eastAsia="Yu Gothic" w:cs="Calibri"/>
+                <w:color w:val="1F2937"/>
+                <w:sz w:val="18"/>
+              </w:rPr>
+              <w:t>25%</w:t>
+            </w:r>
+          </w:p>
+        </w:tc>
+        <w:tc>
+          <w:tcPr>
+            <w:tcW w:type="dxa" w:w="3796"/>
+            <w:vAlign w:val="center"/>
+            <w:tcMar>
+              <w:top w:w="80" w:type="dxa"/>
+              <w:start w:w="120" w:type="dxa"/>
+              <w:bottom w:w="80" w:type="dxa"/>
+              <w:end w:w="120" w:type="dxa"/>
+            </w:tcMar>
+          </w:tcPr>
+          <w:p>
+            <w:pPr>
+              <w:spacing w:before="0" w:after="0" w:line="276" w:lineRule="auto"/>
+              <w:jc w:val="left"/>
+            </w:pPr>
+            <w:r>
+              <w:rPr>
+                <w:rFonts w:ascii="Calibri" w:hAnsi="Calibri" w:eastAsia="Yu Gothic" w:cs="Calibri"/>
+                <w:color w:val="1F2937"/>
+                <w:sz w:val="18"/>
+              </w:rPr>
+              <w:t>ほぼ均等でも超過する。測定不能</w:t>
+            </w:r>
+          </w:p>
+        </w:tc>
+      </w:tr>
+      <w:tr>
+        <w:trPr>
+          <w:cantSplit/>
+        </w:trPr>
+        <w:tc>
+          <w:tcPr>
+            <w:tcW w:type="dxa" w:w="3794"/>
+            <w:vAlign w:val="center"/>
+            <w:tcMar>
+              <w:top w:w="80" w:type="dxa"/>
+              <w:start w:w="120" w:type="dxa"/>
+              <w:bottom w:w="80" w:type="dxa"/>
+              <w:end w:w="120" w:type="dxa"/>
+            </w:tcMar>
+          </w:tcPr>
+          <w:p>
+            <w:pPr>
+              <w:spacing w:before="0" w:after="0" w:line="276" w:lineRule="auto"/>
+              <w:jc w:val="left"/>
+            </w:pPr>
+            <w:r>
+              <w:rPr>
+                <w:rFonts w:ascii="Calibri" w:hAnsi="Calibri" w:eastAsia="Yu Gothic" w:cs="Calibri"/>
+                <w:color w:val="1F2937"/>
+                <w:sz w:val="18"/>
+              </w:rPr>
+              <w:t>60人（§4.4 の目標規模）</w:t>
+            </w:r>
+          </w:p>
+        </w:tc>
+        <w:tc>
+          <w:tcPr>
+            <w:tcW w:type="dxa" w:w="1770"/>
+            <w:vAlign w:val="center"/>
+            <w:tcMar>
+              <w:top w:w="80" w:type="dxa"/>
+              <w:start w:w="120" w:type="dxa"/>
+              <w:bottom w:w="80" w:type="dxa"/>
+              <w:end w:w="120" w:type="dxa"/>
+            </w:tcMar>
+          </w:tcPr>
+          <w:p>
+            <w:pPr>
+              <w:spacing w:before="0" w:after="0" w:line="276" w:lineRule="auto"/>
+              <w:jc w:val="left"/>
+            </w:pPr>
+            <w:r>
+              <w:rPr>
+                <w:rFonts w:ascii="Calibri" w:hAnsi="Calibri" w:eastAsia="Yu Gothic" w:cs="Calibri"/>
+                <w:color w:val="1F2937"/>
+                <w:sz w:val="18"/>
+              </w:rPr>
+              <w:t>10%</w:t>
+            </w:r>
+          </w:p>
+        </w:tc>
+        <w:tc>
+          <w:tcPr>
+            <w:tcW w:type="dxa" w:w="3796"/>
+            <w:vAlign w:val="center"/>
+            <w:tcMar>
+              <w:top w:w="80" w:type="dxa"/>
+              <w:start w:w="120" w:type="dxa"/>
+              <w:bottom w:w="80" w:type="dxa"/>
+              <w:end w:w="120" w:type="dxa"/>
+            </w:tcMar>
+          </w:tcPr>
+          <w:p>
+            <w:pPr>
+              <w:spacing w:before="0" w:after="0" w:line="276" w:lineRule="auto"/>
+              <w:jc w:val="left"/>
+            </w:pPr>
+            <w:r>
+              <w:rPr>
+                <w:rFonts w:ascii="Calibri" w:hAnsi="Calibri" w:eastAsia="Yu Gothic" w:cs="Calibri"/>
+                <w:color w:val="1F2937"/>
+                <w:sz w:val="18"/>
+              </w:rPr>
+              <w:t>基準の3倍。指標として機能する</w:t>
+            </w:r>
+          </w:p>
+        </w:tc>
+      </w:tr>
+    </w:tbl>
+    <w:p>
+      <w:pPr>
+        <w:spacing w:after="120"/>
+      </w:pPr>
+    </w:p>
+    <w:p>
+      <w:pPr>
+        <w:spacing w:before="0" w:after="120" w:line="300" w:lineRule="auto"/>
+      </w:pPr>
+      <w:r>
+        <w:rPr>
+          <w:rFonts w:ascii="Calibri" w:hAnsi="Calibri" w:eastAsia="Yu Gothic" w:cs="Calibri"/>
+          <w:color w:val="1F2937"/>
+          <w:sz w:val="22"/>
+        </w:rPr>
+        <w:t>このため、上限・下限を</w:t>
+      </w:r>
+      <w:r>
+        <w:rPr>
+          <w:rFonts w:ascii="Calibri" w:hAnsi="Calibri" w:eastAsia="Yu Gothic" w:cs="Calibri"/>
+          <w:b/>
+          <w:color w:val="1F2937"/>
+          <w:sz w:val="22"/>
+        </w:rPr>
+        <w:t>基準値（6 ÷ 採用可能枚数）に対する倍率</w:t>
+      </w:r>
+      <w:r>
+        <w:rPr>
+          <w:rFonts w:ascii="Calibri" w:hAnsi="Calibri" w:eastAsia="Yu Gothic" w:cs="Calibri"/>
+          <w:color w:val="1F2937"/>
+          <w:sz w:val="22"/>
+        </w:rPr>
+        <w:t>で定義し直した。</w:t>
+      </w:r>
+    </w:p>
+    <w:p>
+      <w:pPr>
+        <w:spacing w:before="0" w:after="120" w:line="300" w:lineRule="auto"/>
+      </w:pPr>
+      <w:r>
+        <w:rPr>
+          <w:rFonts w:ascii="Calibri" w:hAnsi="Calibri" w:eastAsia="Yu Gothic" w:cs="Calibri"/>
+          <w:color w:val="1F2937"/>
+          <w:sz w:val="22"/>
+        </w:rPr>
+        <w:t>もうひとつ、母集団の取り方にも問題があった。低コスト戦で高コスト札の採用率が0%になるのは</w:t>
+      </w:r>
+    </w:p>
+    <w:p>
+      <w:pPr>
+        <w:spacing w:before="0" w:after="120" w:line="300" w:lineRule="auto"/>
+      </w:pPr>
+      <w:r>
+        <w:rPr>
+          <w:rFonts w:ascii="Calibri" w:hAnsi="Calibri" w:eastAsia="Yu Gothic" w:cs="Calibri"/>
+          <w:color w:val="1F2937"/>
+          <w:sz w:val="22"/>
+        </w:rPr>
+        <w:t>不均衡ではなく、コスト上限が機能している証拠である。</w:t>
+      </w:r>
+    </w:p>
+    <w:p>
+      <w:pPr>
+        <w:spacing w:before="0" w:after="120" w:line="300" w:lineRule="auto"/>
+      </w:pPr>
+      <w:r>
+        <w:rPr>
+          <w:rFonts w:ascii="Calibri" w:hAnsi="Calibri" w:eastAsia="Yu Gothic" w:cs="Calibri"/>
+          <w:color w:val="1F2937"/>
+          <w:sz w:val="22"/>
+        </w:rPr>
+        <w:t>採用率は</w:t>
+      </w:r>
+      <w:r>
+        <w:rPr>
+          <w:rFonts w:ascii="Calibri" w:hAnsi="Calibri" w:eastAsia="Yu Gothic" w:cs="Calibri"/>
+          <w:b/>
+          <w:color w:val="1F2937"/>
+          <w:sz w:val="22"/>
+        </w:rPr>
+        <w:t>そのレギュレーションで実際に採用可能な札</w:t>
+      </w:r>
+      <w:r>
+        <w:rPr>
+          <w:rFonts w:ascii="Calibri" w:hAnsi="Calibri" w:eastAsia="Yu Gothic" w:cs="Calibri"/>
+          <w:color w:val="1F2937"/>
+          <w:sz w:val="22"/>
+        </w:rPr>
+        <w:t>を母集団として測る。</w:t>
+      </w:r>
+    </w:p>
+    <w:p>
+      <w:pPr>
+        <w:spacing w:before="0" w:after="120" w:line="300" w:lineRule="auto"/>
+      </w:pPr>
+      <w:r>
+        <w:rPr>
+          <w:rFonts w:ascii="Calibri" w:hAnsi="Calibri" w:eastAsia="Yu Gothic" w:cs="Calibri"/>
+          <w:color w:val="1F2937"/>
+          <w:sz w:val="22"/>
+        </w:rPr>
+        <w:t>24枚での実測（参考値。上記のとおりプール規模が小さく、指標としての精度は低い）:</w:t>
+      </w:r>
+    </w:p>
+    <w:tbl>
+      <w:tblPr>
+        <w:tblStyle w:val="TableGrid"/>
+        <w:tblW w:type="dxa" w:w="9360"/>
+        <w:jc w:val="left"/>
+        <w:tblLayout w:type="fixed"/>
+        <w:tblLook w:firstColumn="1" w:firstRow="1" w:lastColumn="0" w:lastRow="0" w:noHBand="0" w:noVBand="1" w:val="04A0"/>
+        <w:tblInd w:w="120" w:type="dxa"/>
+        <w:tblBorders>
+          <w:top w:val="single" w:sz="6" w:space="0" w:color="CBD5E1"/>
+          <w:left w:val="single" w:sz="6" w:space="0" w:color="CBD5E1"/>
+          <w:bottom w:val="single" w:sz="6" w:space="0" w:color="CBD5E1"/>
+          <w:right w:val="single" w:sz="6" w:space="0" w:color="CBD5E1"/>
+          <w:insideH w:val="single" w:sz="6" w:space="0" w:color="CBD5E1"/>
+          <w:insideV w:val="single" w:sz="6" w:space="0" w:color="CBD5E1"/>
+        </w:tblBorders>
+      </w:tblPr>
+      <w:tblGrid>
+        <w:gridCol w:w="1782"/>
+        <w:gridCol w:w="7578"/>
+      </w:tblGrid>
+      <w:tr>
+        <w:trPr>
+          <w:tblHeader w:val="true"/>
+          <w:cantSplit/>
+        </w:trPr>
+        <w:tc>
+          <w:tcPr>
+            <w:tcW w:type="dxa" w:w="1782"/>
+            <w:shd w:fill="E8EEF5" w:val="clear"/>
+            <w:vAlign w:val="center"/>
+            <w:tcMar>
+              <w:top w:w="80" w:type="dxa"/>
+              <w:start w:w="120" w:type="dxa"/>
+              <w:bottom w:w="80" w:type="dxa"/>
+              <w:end w:w="120" w:type="dxa"/>
+            </w:tcMar>
+          </w:tcPr>
+          <w:p>
+            <w:pPr>
+              <w:spacing w:before="0" w:after="0" w:line="276" w:lineRule="auto"/>
+              <w:jc w:val="left"/>
+            </w:pPr>
+            <w:r>
+              <w:rPr>
+                <w:rFonts w:ascii="Calibri" w:hAnsi="Calibri" w:eastAsia="Yu Gothic" w:cs="Calibri"/>
+                <w:b/>
+                <w:color w:val="1F4D78"/>
+                <w:sz w:val="18"/>
+              </w:rPr>
+              <w:t>レギュレーション</w:t>
+            </w:r>
+          </w:p>
+        </w:tc>
+        <w:tc>
+          <w:tcPr>
+            <w:tcW w:type="dxa" w:w="7578"/>
+            <w:shd w:fill="E8EEF5" w:val="clear"/>
+            <w:vAlign w:val="center"/>
+            <w:tcMar>
+              <w:top w:w="80" w:type="dxa"/>
+              <w:start w:w="120" w:type="dxa"/>
+              <w:bottom w:w="80" w:type="dxa"/>
+              <w:end w:w="120" w:type="dxa"/>
+            </w:tcMar>
+          </w:tcPr>
+          <w:p>
+            <w:pPr>
+              <w:spacing w:before="0" w:after="0" w:line="276" w:lineRule="auto"/>
+              <w:jc w:val="left"/>
+            </w:pPr>
+            <w:r>
+              <w:rPr>
+                <w:rFonts w:ascii="Calibri" w:hAnsi="Calibri" w:eastAsia="Yu Gothic" w:cs="Calibri"/>
+                <w:b/>
+                <w:color w:val="1F4D78"/>
+                <w:sz w:val="18"/>
+              </w:rPr>
+              <w:t>採用率の上位</w:t>
+            </w:r>
+          </w:p>
+        </w:tc>
+      </w:tr>
+      <w:tr>
+        <w:trPr>
+          <w:cantSplit/>
+        </w:trPr>
+        <w:tc>
+          <w:tcPr>
+            <w:tcW w:type="dxa" w:w="1782"/>
+            <w:vAlign w:val="center"/>
+            <w:tcMar>
+              <w:top w:w="80" w:type="dxa"/>
+              <w:start w:w="120" w:type="dxa"/>
+              <w:bottom w:w="80" w:type="dxa"/>
+              <w:end w:w="120" w:type="dxa"/>
+            </w:tcMar>
+          </w:tcPr>
+          <w:p>
+            <w:pPr>
+              <w:spacing w:before="0" w:after="0" w:line="276" w:lineRule="auto"/>
+              <w:jc w:val="left"/>
+            </w:pPr>
+            <w:r>
+              <w:rPr>
+                <w:rFonts w:ascii="Calibri" w:hAnsi="Calibri" w:eastAsia="Yu Gothic" w:cs="Calibri"/>
+                <w:color w:val="1F2937"/>
+                <w:sz w:val="18"/>
+              </w:rPr>
+              <w:t>低コスト戦</w:t>
+            </w:r>
+          </w:p>
+        </w:tc>
+        <w:tc>
+          <w:tcPr>
+            <w:tcW w:type="dxa" w:w="7578"/>
+            <w:vAlign w:val="center"/>
+            <w:tcMar>
+              <w:top w:w="80" w:type="dxa"/>
+              <w:start w:w="120" w:type="dxa"/>
+              <w:bottom w:w="80" w:type="dxa"/>
+              <w:end w:w="120" w:type="dxa"/>
+            </w:tcMar>
+          </w:tcPr>
+          <w:p>
+            <w:pPr>
+              <w:spacing w:before="0" w:after="0" w:line="276" w:lineRule="auto"/>
+              <w:jc w:val="left"/>
+            </w:pPr>
+            <w:r>
+              <w:rPr>
+                <w:rFonts w:ascii="Calibri" w:hAnsi="Calibri" w:eastAsia="Yu Gothic" w:cs="Calibri"/>
+                <w:color w:val="1F2937"/>
+                <w:sz w:val="18"/>
+              </w:rPr>
+              <w:t>樊建100% / 潘璋100% / 廖化87%。コスト上限18に対し、最安札が事実上の確定枠になっている</w:t>
+            </w:r>
+          </w:p>
+        </w:tc>
+      </w:tr>
+      <w:tr>
+        <w:trPr>
+          <w:cantSplit/>
+        </w:trPr>
+        <w:tc>
+          <w:tcPr>
+            <w:tcW w:type="dxa" w:w="1782"/>
+            <w:vAlign w:val="center"/>
+            <w:tcMar>
+              <w:top w:w="80" w:type="dxa"/>
+              <w:start w:w="120" w:type="dxa"/>
+              <w:bottom w:w="80" w:type="dxa"/>
+              <w:end w:w="120" w:type="dxa"/>
+            </w:tcMar>
+          </w:tcPr>
+          <w:p>
+            <w:pPr>
+              <w:spacing w:before="0" w:after="0" w:line="276" w:lineRule="auto"/>
+              <w:jc w:val="left"/>
+            </w:pPr>
+            <w:r>
+              <w:rPr>
+                <w:rFonts w:ascii="Calibri" w:hAnsi="Calibri" w:eastAsia="Yu Gothic" w:cs="Calibri"/>
+                <w:color w:val="1F2937"/>
+                <w:sz w:val="18"/>
+              </w:rPr>
+              <w:t>中コスト戦</w:t>
+            </w:r>
+          </w:p>
+        </w:tc>
+        <w:tc>
+          <w:tcPr>
+            <w:tcW w:type="dxa" w:w="7578"/>
+            <w:vAlign w:val="center"/>
+            <w:tcMar>
+              <w:top w:w="80" w:type="dxa"/>
+              <w:start w:w="120" w:type="dxa"/>
+              <w:bottom w:w="80" w:type="dxa"/>
+              <w:end w:w="120" w:type="dxa"/>
+            </w:tcMar>
+          </w:tcPr>
+          <w:p>
+            <w:pPr>
+              <w:spacing w:before="0" w:after="0" w:line="276" w:lineRule="auto"/>
+              <w:jc w:val="left"/>
+            </w:pPr>
+            <w:r>
+              <w:rPr>
+                <w:rFonts w:ascii="Calibri" w:hAnsi="Calibri" w:eastAsia="Yu Gothic" w:cs="Calibri"/>
+                <w:color w:val="1F2937"/>
+                <w:sz w:val="18"/>
+              </w:rPr>
+              <w:t>楽進62% / 丁奉50% / 樊建50% / 傅僉50% / 黄忠50%</w:t>
+            </w:r>
+          </w:p>
+        </w:tc>
+      </w:tr>
+      <w:tr>
+        <w:trPr>
+          <w:cantSplit/>
+        </w:trPr>
+        <w:tc>
+          <w:tcPr>
+            <w:tcW w:type="dxa" w:w="1782"/>
+            <w:vAlign w:val="center"/>
+            <w:tcMar>
+              <w:top w:w="80" w:type="dxa"/>
+              <w:start w:w="120" w:type="dxa"/>
+              <w:bottom w:w="80" w:type="dxa"/>
+              <w:end w:w="120" w:type="dxa"/>
+            </w:tcMar>
+          </w:tcPr>
+          <w:p>
+            <w:pPr>
+              <w:spacing w:before="0" w:after="0" w:line="276" w:lineRule="auto"/>
+              <w:jc w:val="left"/>
+            </w:pPr>
+            <w:r>
+              <w:rPr>
+                <w:rFonts w:ascii="Calibri" w:hAnsi="Calibri" w:eastAsia="Yu Gothic" w:cs="Calibri"/>
+                <w:color w:val="1F2937"/>
+                <w:sz w:val="18"/>
+              </w:rPr>
+              <w:t>高コスト戦</w:t>
+            </w:r>
+          </w:p>
+        </w:tc>
+        <w:tc>
+          <w:tcPr>
+            <w:tcW w:type="dxa" w:w="7578"/>
+            <w:vAlign w:val="center"/>
+            <w:tcMar>
+              <w:top w:w="80" w:type="dxa"/>
+              <w:start w:w="120" w:type="dxa"/>
+              <w:bottom w:w="80" w:type="dxa"/>
+              <w:end w:w="120" w:type="dxa"/>
+            </w:tcMar>
+          </w:tcPr>
+          <w:p>
+            <w:pPr>
+              <w:spacing w:before="0" w:after="0" w:line="276" w:lineRule="auto"/>
+              <w:jc w:val="left"/>
+            </w:pPr>
+            <w:r>
+              <w:rPr>
+                <w:rFonts w:ascii="Calibri" w:hAnsi="Calibri" w:eastAsia="Yu Gothic" w:cs="Calibri"/>
+                <w:color w:val="1F2937"/>
+                <w:sz w:val="18"/>
+              </w:rPr>
+              <w:t>張飛75% / 楽進62% / 陸遜50% / 龐統50%</w:t>
+            </w:r>
+          </w:p>
+        </w:tc>
+      </w:tr>
+    </w:tbl>
+    <w:p>
+      <w:pPr>
+        <w:spacing w:after="120"/>
+      </w:pPr>
+    </w:p>
+    <w:p>
+      <w:pPr>
+        <w:spacing w:before="0" w:after="120" w:line="300" w:lineRule="auto"/>
+      </w:pPr>
+      <w:r>
+        <w:rPr>
+          <w:rFonts w:ascii="Calibri" w:hAnsi="Calibri" w:eastAsia="Yu Gothic" w:cs="Calibri"/>
+          <w:color w:val="1F2937"/>
+          <w:sz w:val="22"/>
+        </w:rPr>
+        <w:t>低コスト戦で最安札が100%になっている点は、プール規模とは別の実質的な問題である。コスト上限18を</w:t>
+      </w:r>
+    </w:p>
+    <w:p>
+      <w:pPr>
+        <w:spacing w:before="0" w:after="120" w:line="300" w:lineRule="auto"/>
+      </w:pPr>
+      <w:r>
+        <w:rPr>
+          <w:rFonts w:ascii="Calibri" w:hAnsi="Calibri" w:eastAsia="Yu Gothic" w:cs="Calibri"/>
+          <w:color w:val="1F2937"/>
+          <w:sz w:val="22"/>
+        </w:rPr>
+        <w:t>6枠で満たすには平均3が必要で、コスト1-2の札を入れないと成立しにくい。</w:t>
+      </w:r>
+      <w:r>
+        <w:rPr>
+          <w:rFonts w:ascii="Calibri" w:hAnsi="Calibri" w:eastAsia="Yu Gothic" w:cs="Calibri"/>
+          <w:b/>
+          <w:color w:val="1F2937"/>
+          <w:sz w:val="22"/>
+        </w:rPr>
+        <w:t>低コスト帯の札を厚くする</w:t>
+      </w:r>
+    </w:p>
+    <w:p>
+      <w:pPr>
+        <w:spacing w:before="0" w:after="120" w:line="300" w:lineRule="auto"/>
+      </w:pPr>
+      <w:r>
+        <w:rPr>
+          <w:rFonts w:ascii="Calibri" w:hAnsi="Calibri" w:eastAsia="Yu Gothic" w:cs="Calibri"/>
+          <w:color w:val="1F2937"/>
+          <w:sz w:val="22"/>
+        </w:rPr>
+        <w:t>（§4.4 の未決「各コスト値に何枚のカードを配置するか」）ことで緩和する。</w:t>
       </w:r>
     </w:p>
     <w:p>
